--- a/tests/golden/sample-default.docx
+++ b/tests/golden/sample-default.docx
@@ -449,6 +449,10 @@
           <w:insideV w:val="single" w:sz="4" w:space="0" w:color="808080"/>
         </w:tblBorders>
         <w:tblLayout w:type="autofit"/>
+        <w:tblCellMar>
+          <w:left w:w="108" w:type="dxa"/>
+          <w:right w:w="108" w:type="dxa"/>
+        </w:tblCellMar>
       </w:tblPr>
       <w:tblGrid>
         <w:gridCol w:w="2768"/>
@@ -464,7 +468,9 @@
             <w:tcW w:w="2768" w:type="dxa"/>
           </w:tcPr>
           <w:p>
-            <w:pPr/>
+            <w:pPr>
+              <w:spacing w:after="0"/>
+            </w:pPr>
             <w:r>
               <w:rPr>
                 <w:b/>
@@ -482,6 +488,7 @@
           </w:tcPr>
           <w:p>
             <w:pPr>
+              <w:spacing w:after="0"/>
               <w:jc w:val="right"/>
             </w:pPr>
             <w:r>
@@ -501,6 +508,7 @@
           </w:tcPr>
           <w:p>
             <w:pPr>
+              <w:spacing w:after="0"/>
               <w:jc w:val="center"/>
             </w:pPr>
             <w:r>
@@ -521,7 +529,9 @@
             <w:tcW w:w="2768" w:type="dxa"/>
           </w:tcPr>
           <w:p>
-            <w:pPr/>
+            <w:pPr>
+              <w:spacing w:after="0"/>
+            </w:pPr>
             <w:r>
               <w:rPr>
                 <w:cs/>
@@ -537,6 +547,7 @@
           </w:tcPr>
           <w:p>
             <w:pPr>
+              <w:spacing w:after="0"/>
               <w:jc w:val="right"/>
             </w:pPr>
             <w:r>
@@ -554,6 +565,7 @@
           </w:tcPr>
           <w:p>
             <w:pPr>
+              <w:spacing w:after="0"/>
               <w:jc w:val="center"/>
             </w:pPr>
             <w:r>
@@ -572,7 +584,9 @@
             <w:tcW w:w="2768" w:type="dxa"/>
           </w:tcPr>
           <w:p>
-            <w:pPr/>
+            <w:pPr>
+              <w:spacing w:after="0"/>
+            </w:pPr>
             <w:r>
               <w:rPr>
                 <w:cs/>
@@ -588,6 +602,7 @@
           </w:tcPr>
           <w:p>
             <w:pPr>
+              <w:spacing w:after="0"/>
               <w:jc w:val="right"/>
             </w:pPr>
             <w:r>
@@ -605,6 +620,7 @@
           </w:tcPr>
           <w:p>
             <w:pPr>
+              <w:spacing w:after="0"/>
               <w:jc w:val="center"/>
             </w:pPr>
             <w:r>
@@ -905,6 +921,10 @@
       </w:pPr>
       <w:rPr>
         <w:rFonts w:ascii="TH Sarabun New" w:hAnsi="TH Sarabun New" w:cs="TH Sarabun New"/>
+        <w:sz w:val="32"/>
+        <w:szCs w:val="32"/>
+        <w:cs/>
+        <w:lang w:val="en-US" w:bidi="th-TH"/>
       </w:rPr>
     </w:lvl>
     <w:lvl w:ilvl="1">
@@ -917,6 +937,10 @@
       </w:pPr>
       <w:rPr>
         <w:rFonts w:ascii="TH Sarabun New" w:hAnsi="TH Sarabun New" w:cs="TH Sarabun New"/>
+        <w:sz w:val="32"/>
+        <w:szCs w:val="32"/>
+        <w:cs/>
+        <w:lang w:val="en-US" w:bidi="th-TH"/>
       </w:rPr>
     </w:lvl>
     <w:lvl w:ilvl="2">
@@ -929,6 +953,10 @@
       </w:pPr>
       <w:rPr>
         <w:rFonts w:ascii="TH Sarabun New" w:hAnsi="TH Sarabun New" w:cs="TH Sarabun New"/>
+        <w:sz w:val="32"/>
+        <w:szCs w:val="32"/>
+        <w:cs/>
+        <w:lang w:val="en-US" w:bidi="th-TH"/>
       </w:rPr>
     </w:lvl>
     <w:lvl w:ilvl="3">
@@ -941,6 +969,10 @@
       </w:pPr>
       <w:rPr>
         <w:rFonts w:ascii="TH Sarabun New" w:hAnsi="TH Sarabun New" w:cs="TH Sarabun New"/>
+        <w:sz w:val="32"/>
+        <w:szCs w:val="32"/>
+        <w:cs/>
+        <w:lang w:val="en-US" w:bidi="th-TH"/>
       </w:rPr>
     </w:lvl>
     <w:lvl w:ilvl="4">
@@ -953,6 +985,10 @@
       </w:pPr>
       <w:rPr>
         <w:rFonts w:ascii="TH Sarabun New" w:hAnsi="TH Sarabun New" w:cs="TH Sarabun New"/>
+        <w:sz w:val="32"/>
+        <w:szCs w:val="32"/>
+        <w:cs/>
+        <w:lang w:val="en-US" w:bidi="th-TH"/>
       </w:rPr>
     </w:lvl>
     <w:lvl w:ilvl="5">
@@ -965,6 +1001,10 @@
       </w:pPr>
       <w:rPr>
         <w:rFonts w:ascii="TH Sarabun New" w:hAnsi="TH Sarabun New" w:cs="TH Sarabun New"/>
+        <w:sz w:val="32"/>
+        <w:szCs w:val="32"/>
+        <w:cs/>
+        <w:lang w:val="en-US" w:bidi="th-TH"/>
       </w:rPr>
     </w:lvl>
     <w:lvl w:ilvl="6">
@@ -977,6 +1017,10 @@
       </w:pPr>
       <w:rPr>
         <w:rFonts w:ascii="TH Sarabun New" w:hAnsi="TH Sarabun New" w:cs="TH Sarabun New"/>
+        <w:sz w:val="32"/>
+        <w:szCs w:val="32"/>
+        <w:cs/>
+        <w:lang w:val="en-US" w:bidi="th-TH"/>
       </w:rPr>
     </w:lvl>
     <w:lvl w:ilvl="7">
@@ -989,6 +1033,10 @@
       </w:pPr>
       <w:rPr>
         <w:rFonts w:ascii="TH Sarabun New" w:hAnsi="TH Sarabun New" w:cs="TH Sarabun New"/>
+        <w:sz w:val="32"/>
+        <w:szCs w:val="32"/>
+        <w:cs/>
+        <w:lang w:val="en-US" w:bidi="th-TH"/>
       </w:rPr>
     </w:lvl>
     <w:lvl w:ilvl="8">
@@ -1001,6 +1049,10 @@
       </w:pPr>
       <w:rPr>
         <w:rFonts w:ascii="TH Sarabun New" w:hAnsi="TH Sarabun New" w:cs="TH Sarabun New"/>
+        <w:sz w:val="32"/>
+        <w:szCs w:val="32"/>
+        <w:cs/>
+        <w:lang w:val="en-US" w:bidi="th-TH"/>
       </w:rPr>
     </w:lvl>
   </w:abstractNum>
@@ -1014,6 +1066,13 @@
       <w:pPr>
         <w:ind w:left="720" w:hanging="360"/>
       </w:pPr>
+      <w:rPr>
+        <w:rFonts w:ascii="TH Sarabun New" w:hAnsi="TH Sarabun New" w:cs="TH Sarabun New"/>
+        <w:sz w:val="32"/>
+        <w:szCs w:val="32"/>
+        <w:cs/>
+        <w:lang w:val="en-US" w:bidi="th-TH"/>
+      </w:rPr>
     </w:lvl>
     <w:lvl w:ilvl="1">
       <w:start w:val="1"/>
@@ -1023,6 +1082,13 @@
       <w:pPr>
         <w:ind w:left="1440" w:hanging="360"/>
       </w:pPr>
+      <w:rPr>
+        <w:rFonts w:ascii="TH Sarabun New" w:hAnsi="TH Sarabun New" w:cs="TH Sarabun New"/>
+        <w:sz w:val="32"/>
+        <w:szCs w:val="32"/>
+        <w:cs/>
+        <w:lang w:val="en-US" w:bidi="th-TH"/>
+      </w:rPr>
     </w:lvl>
     <w:lvl w:ilvl="2">
       <w:start w:val="1"/>
@@ -1032,6 +1098,13 @@
       <w:pPr>
         <w:ind w:left="2160" w:hanging="360"/>
       </w:pPr>
+      <w:rPr>
+        <w:rFonts w:ascii="TH Sarabun New" w:hAnsi="TH Sarabun New" w:cs="TH Sarabun New"/>
+        <w:sz w:val="32"/>
+        <w:szCs w:val="32"/>
+        <w:cs/>
+        <w:lang w:val="en-US" w:bidi="th-TH"/>
+      </w:rPr>
     </w:lvl>
     <w:lvl w:ilvl="3">
       <w:start w:val="1"/>
@@ -1041,6 +1114,13 @@
       <w:pPr>
         <w:ind w:left="2880" w:hanging="360"/>
       </w:pPr>
+      <w:rPr>
+        <w:rFonts w:ascii="TH Sarabun New" w:hAnsi="TH Sarabun New" w:cs="TH Sarabun New"/>
+        <w:sz w:val="32"/>
+        <w:szCs w:val="32"/>
+        <w:cs/>
+        <w:lang w:val="en-US" w:bidi="th-TH"/>
+      </w:rPr>
     </w:lvl>
     <w:lvl w:ilvl="4">
       <w:start w:val="1"/>
@@ -1050,6 +1130,13 @@
       <w:pPr>
         <w:ind w:left="3600" w:hanging="360"/>
       </w:pPr>
+      <w:rPr>
+        <w:rFonts w:ascii="TH Sarabun New" w:hAnsi="TH Sarabun New" w:cs="TH Sarabun New"/>
+        <w:sz w:val="32"/>
+        <w:szCs w:val="32"/>
+        <w:cs/>
+        <w:lang w:val="en-US" w:bidi="th-TH"/>
+      </w:rPr>
     </w:lvl>
     <w:lvl w:ilvl="5">
       <w:start w:val="1"/>
@@ -1059,6 +1146,13 @@
       <w:pPr>
         <w:ind w:left="4320" w:hanging="360"/>
       </w:pPr>
+      <w:rPr>
+        <w:rFonts w:ascii="TH Sarabun New" w:hAnsi="TH Sarabun New" w:cs="TH Sarabun New"/>
+        <w:sz w:val="32"/>
+        <w:szCs w:val="32"/>
+        <w:cs/>
+        <w:lang w:val="en-US" w:bidi="th-TH"/>
+      </w:rPr>
     </w:lvl>
     <w:lvl w:ilvl="6">
       <w:start w:val="1"/>
@@ -1068,6 +1162,13 @@
       <w:pPr>
         <w:ind w:left="5040" w:hanging="360"/>
       </w:pPr>
+      <w:rPr>
+        <w:rFonts w:ascii="TH Sarabun New" w:hAnsi="TH Sarabun New" w:cs="TH Sarabun New"/>
+        <w:sz w:val="32"/>
+        <w:szCs w:val="32"/>
+        <w:cs/>
+        <w:lang w:val="en-US" w:bidi="th-TH"/>
+      </w:rPr>
     </w:lvl>
     <w:lvl w:ilvl="7">
       <w:start w:val="1"/>
@@ -1077,6 +1178,13 @@
       <w:pPr>
         <w:ind w:left="5760" w:hanging="360"/>
       </w:pPr>
+      <w:rPr>
+        <w:rFonts w:ascii="TH Sarabun New" w:hAnsi="TH Sarabun New" w:cs="TH Sarabun New"/>
+        <w:sz w:val="32"/>
+        <w:szCs w:val="32"/>
+        <w:cs/>
+        <w:lang w:val="en-US" w:bidi="th-TH"/>
+      </w:rPr>
     </w:lvl>
     <w:lvl w:ilvl="8">
       <w:start w:val="1"/>
@@ -1086,6 +1194,13 @@
       <w:pPr>
         <w:ind w:left="6480" w:hanging="360"/>
       </w:pPr>
+      <w:rPr>
+        <w:rFonts w:ascii="TH Sarabun New" w:hAnsi="TH Sarabun New" w:cs="TH Sarabun New"/>
+        <w:sz w:val="32"/>
+        <w:szCs w:val="32"/>
+        <w:cs/>
+        <w:lang w:val="en-US" w:bidi="th-TH"/>
+      </w:rPr>
     </w:lvl>
   </w:abstractNum>
   <w:num w:numId="1">
@@ -1120,13 +1235,20 @@
     </w:rPrDefault>
     <w:pPrDefault>
       <w:pPr>
-        <w:spacing w:after="120" w:line="264" w:lineRule="auto"/>
+        <w:spacing w:after="120" w:line="240" w:lineRule="auto"/>
       </w:pPr>
     </w:pPrDefault>
   </w:docDefaults>
   <w:style w:type="paragraph" w:default="1" w:styleId="Normal">
     <w:name w:val="Normal"/>
     <w:qFormat/>
+    <w:rPr>
+      <w:rFonts w:ascii="TH Sarabun New" w:hAnsi="TH Sarabun New" w:cs="TH Sarabun New" w:eastAsia="TH Sarabun New"/>
+      <w:sz w:val="32"/>
+      <w:szCs w:val="32"/>
+      <w:cs/>
+      <w:lang w:val="en-US" w:bidi="th-TH"/>
+    </w:rPr>
   </w:style>
   <w:style w:type="paragraph" w:styleId="Heading1">
     <w:name w:val="heading 1"/>
@@ -1299,6 +1421,7 @@
   <w:style w:type="character" w:styleId="Hyperlink">
     <w:name w:val="Hyperlink"/>
     <w:rPr>
+      <w:rFonts w:ascii="TH Sarabun New" w:hAnsi="TH Sarabun New" w:cs="TH Sarabun New"/>
       <w:color w:val="0563C1"/>
       <w:u w:val="single"/>
     </w:rPr>

--- a/tests/golden/sample-default.docx
+++ b/tests/golden/sample-default.docx
@@ -326,11 +326,11 @@
       </w:pPr>
       <w:r>
         <w:rPr>
-          <w:rFonts w:ascii="Segoe UI Symbol" w:hAnsi="Segoe UI Symbol" w:cs="Segoe UI Symbol"/>
-          <w:cs/>
-          <w:lang w:val="en-US" w:bidi="th-TH"/>
-        </w:rPr>
-        <w:t xml:space="preserve">☐ </w:t>
+          <w:rFonts w:ascii="Arial" w:hAnsi="Arial" w:cs="Arial"/>
+          <w:cs/>
+          <w:lang w:val="en-US" w:bidi="th-TH"/>
+        </w:rPr>
+        <w:t xml:space="preserve">□ </w:t>
       </w:r>
       <w:r>
         <w:rPr>
@@ -347,11 +347,11 @@
       </w:pPr>
       <w:r>
         <w:rPr>
-          <w:rFonts w:ascii="Segoe UI Symbol" w:hAnsi="Segoe UI Symbol" w:cs="Segoe UI Symbol"/>
-          <w:cs/>
-          <w:lang w:val="en-US" w:bidi="th-TH"/>
-        </w:rPr>
-        <w:t xml:space="preserve">☑ </w:t>
+          <w:rFonts w:ascii="Arial" w:hAnsi="Arial" w:cs="Arial"/>
+          <w:cs/>
+          <w:lang w:val="en-US" w:bidi="th-TH"/>
+        </w:rPr>
+        <w:t xml:space="preserve">■ </w:t>
       </w:r>
       <w:r>
         <w:rPr>

--- a/tests/golden/sample-default.docx
+++ b/tests/golden/sample-default.docx
@@ -364,11 +364,22 @@
     <w:p>
       <w:pPr>
         <w:pStyle w:val="ListParagraph"/>
-        <w:numPr>
-          <w:ilvl w:val="0"/>
-          <w:numId w:val="2"/>
-        </w:numPr>
-      </w:pPr>
+        <w:ind w:left="720" w:hanging="360"/>
+      </w:pPr>
+      <w:r>
+        <w:rPr>
+          <w:cs/>
+          <w:lang w:val="en-US" w:bidi="th-TH"/>
+        </w:rPr>
+        <w:t xml:space="preserve">1.</w:t>
+      </w:r>
+      <w:r>
+        <w:rPr>
+          <w:cs/>
+          <w:lang w:val="en-US" w:bidi="th-TH"/>
+        </w:rPr>
+        <w:tab/>
+      </w:r>
       <w:r>
         <w:rPr>
           <w:cs/>
@@ -380,11 +391,22 @@
     <w:p>
       <w:pPr>
         <w:pStyle w:val="ListParagraph"/>
-        <w:numPr>
-          <w:ilvl w:val="0"/>
-          <w:numId w:val="2"/>
-        </w:numPr>
-      </w:pPr>
+        <w:ind w:left="720" w:hanging="360"/>
+      </w:pPr>
+      <w:r>
+        <w:rPr>
+          <w:cs/>
+          <w:lang w:val="en-US" w:bidi="th-TH"/>
+        </w:rPr>
+        <w:t xml:space="preserve">2.</w:t>
+      </w:r>
+      <w:r>
+        <w:rPr>
+          <w:cs/>
+          <w:lang w:val="en-US" w:bidi="th-TH"/>
+        </w:rPr>
+        <w:tab/>
+      </w:r>
       <w:r>
         <w:rPr>
           <w:cs/>
@@ -396,11 +418,22 @@
     <w:p>
       <w:pPr>
         <w:pStyle w:val="ListParagraph"/>
-        <w:numPr>
-          <w:ilvl w:val="1"/>
-          <w:numId w:val="3"/>
-        </w:numPr>
-      </w:pPr>
+        <w:ind w:left="1440" w:hanging="360"/>
+      </w:pPr>
+      <w:r>
+        <w:rPr>
+          <w:cs/>
+          <w:lang w:val="en-US" w:bidi="th-TH"/>
+        </w:rPr>
+        <w:t xml:space="preserve">1.</w:t>
+      </w:r>
+      <w:r>
+        <w:rPr>
+          <w:cs/>
+          <w:lang w:val="en-US" w:bidi="th-TH"/>
+        </w:rPr>
+        <w:tab/>
+      </w:r>
       <w:r>
         <w:rPr>
           <w:cs/>
@@ -412,11 +445,22 @@
     <w:p>
       <w:pPr>
         <w:pStyle w:val="ListParagraph"/>
-        <w:numPr>
-          <w:ilvl w:val="0"/>
-          <w:numId w:val="2"/>
-        </w:numPr>
-      </w:pPr>
+        <w:ind w:left="720" w:hanging="360"/>
+      </w:pPr>
+      <w:r>
+        <w:rPr>
+          <w:cs/>
+          <w:lang w:val="en-US" w:bidi="th-TH"/>
+        </w:rPr>
+        <w:t xml:space="preserve">3.</w:t>
+      </w:r>
+      <w:r>
+        <w:rPr>
+          <w:cs/>
+          <w:lang w:val="en-US" w:bidi="th-TH"/>
+        </w:rPr>
+        <w:tab/>
+      </w:r>
       <w:r>
         <w:rPr>
           <w:cs/>
@@ -1056,167 +1100,8 @@
       </w:rPr>
     </w:lvl>
   </w:abstractNum>
-  <w:abstractNum w:abstractNumId="1">
-    <w:multiLevelType w:val="hybridMultilevel"/>
-    <w:lvl w:ilvl="0">
-      <w:start w:val="1"/>
-      <w:numFmt w:val="decimal"/>
-      <w:lvlText w:val="%1."/>
-      <w:lvlJc w:val="left"/>
-      <w:pPr>
-        <w:ind w:left="720" w:hanging="360"/>
-      </w:pPr>
-      <w:rPr>
-        <w:rFonts w:ascii="TH Sarabun New" w:hAnsi="TH Sarabun New" w:cs="TH Sarabun New"/>
-        <w:sz w:val="32"/>
-        <w:szCs w:val="32"/>
-        <w:cs/>
-        <w:lang w:val="en-US" w:bidi="th-TH"/>
-      </w:rPr>
-    </w:lvl>
-    <w:lvl w:ilvl="1">
-      <w:start w:val="1"/>
-      <w:numFmt w:val="decimal"/>
-      <w:lvlText w:val="%2."/>
-      <w:lvlJc w:val="left"/>
-      <w:pPr>
-        <w:ind w:left="1440" w:hanging="360"/>
-      </w:pPr>
-      <w:rPr>
-        <w:rFonts w:ascii="TH Sarabun New" w:hAnsi="TH Sarabun New" w:cs="TH Sarabun New"/>
-        <w:sz w:val="32"/>
-        <w:szCs w:val="32"/>
-        <w:cs/>
-        <w:lang w:val="en-US" w:bidi="th-TH"/>
-      </w:rPr>
-    </w:lvl>
-    <w:lvl w:ilvl="2">
-      <w:start w:val="1"/>
-      <w:numFmt w:val="decimal"/>
-      <w:lvlText w:val="%3."/>
-      <w:lvlJc w:val="left"/>
-      <w:pPr>
-        <w:ind w:left="2160" w:hanging="360"/>
-      </w:pPr>
-      <w:rPr>
-        <w:rFonts w:ascii="TH Sarabun New" w:hAnsi="TH Sarabun New" w:cs="TH Sarabun New"/>
-        <w:sz w:val="32"/>
-        <w:szCs w:val="32"/>
-        <w:cs/>
-        <w:lang w:val="en-US" w:bidi="th-TH"/>
-      </w:rPr>
-    </w:lvl>
-    <w:lvl w:ilvl="3">
-      <w:start w:val="1"/>
-      <w:numFmt w:val="decimal"/>
-      <w:lvlText w:val="%4."/>
-      <w:lvlJc w:val="left"/>
-      <w:pPr>
-        <w:ind w:left="2880" w:hanging="360"/>
-      </w:pPr>
-      <w:rPr>
-        <w:rFonts w:ascii="TH Sarabun New" w:hAnsi="TH Sarabun New" w:cs="TH Sarabun New"/>
-        <w:sz w:val="32"/>
-        <w:szCs w:val="32"/>
-        <w:cs/>
-        <w:lang w:val="en-US" w:bidi="th-TH"/>
-      </w:rPr>
-    </w:lvl>
-    <w:lvl w:ilvl="4">
-      <w:start w:val="1"/>
-      <w:numFmt w:val="decimal"/>
-      <w:lvlText w:val="%5."/>
-      <w:lvlJc w:val="left"/>
-      <w:pPr>
-        <w:ind w:left="3600" w:hanging="360"/>
-      </w:pPr>
-      <w:rPr>
-        <w:rFonts w:ascii="TH Sarabun New" w:hAnsi="TH Sarabun New" w:cs="TH Sarabun New"/>
-        <w:sz w:val="32"/>
-        <w:szCs w:val="32"/>
-        <w:cs/>
-        <w:lang w:val="en-US" w:bidi="th-TH"/>
-      </w:rPr>
-    </w:lvl>
-    <w:lvl w:ilvl="5">
-      <w:start w:val="1"/>
-      <w:numFmt w:val="decimal"/>
-      <w:lvlText w:val="%6."/>
-      <w:lvlJc w:val="left"/>
-      <w:pPr>
-        <w:ind w:left="4320" w:hanging="360"/>
-      </w:pPr>
-      <w:rPr>
-        <w:rFonts w:ascii="TH Sarabun New" w:hAnsi="TH Sarabun New" w:cs="TH Sarabun New"/>
-        <w:sz w:val="32"/>
-        <w:szCs w:val="32"/>
-        <w:cs/>
-        <w:lang w:val="en-US" w:bidi="th-TH"/>
-      </w:rPr>
-    </w:lvl>
-    <w:lvl w:ilvl="6">
-      <w:start w:val="1"/>
-      <w:numFmt w:val="decimal"/>
-      <w:lvlText w:val="%7."/>
-      <w:lvlJc w:val="left"/>
-      <w:pPr>
-        <w:ind w:left="5040" w:hanging="360"/>
-      </w:pPr>
-      <w:rPr>
-        <w:rFonts w:ascii="TH Sarabun New" w:hAnsi="TH Sarabun New" w:cs="TH Sarabun New"/>
-        <w:sz w:val="32"/>
-        <w:szCs w:val="32"/>
-        <w:cs/>
-        <w:lang w:val="en-US" w:bidi="th-TH"/>
-      </w:rPr>
-    </w:lvl>
-    <w:lvl w:ilvl="7">
-      <w:start w:val="1"/>
-      <w:numFmt w:val="decimal"/>
-      <w:lvlText w:val="%8."/>
-      <w:lvlJc w:val="left"/>
-      <w:pPr>
-        <w:ind w:left="5760" w:hanging="360"/>
-      </w:pPr>
-      <w:rPr>
-        <w:rFonts w:ascii="TH Sarabun New" w:hAnsi="TH Sarabun New" w:cs="TH Sarabun New"/>
-        <w:sz w:val="32"/>
-        <w:szCs w:val="32"/>
-        <w:cs/>
-        <w:lang w:val="en-US" w:bidi="th-TH"/>
-      </w:rPr>
-    </w:lvl>
-    <w:lvl w:ilvl="8">
-      <w:start w:val="1"/>
-      <w:numFmt w:val="decimal"/>
-      <w:lvlText w:val="%9."/>
-      <w:lvlJc w:val="left"/>
-      <w:pPr>
-        <w:ind w:left="6480" w:hanging="360"/>
-      </w:pPr>
-      <w:rPr>
-        <w:rFonts w:ascii="TH Sarabun New" w:hAnsi="TH Sarabun New" w:cs="TH Sarabun New"/>
-        <w:sz w:val="32"/>
-        <w:szCs w:val="32"/>
-        <w:cs/>
-        <w:lang w:val="en-US" w:bidi="th-TH"/>
-      </w:rPr>
-    </w:lvl>
-  </w:abstractNum>
   <w:num w:numId="1">
     <w:abstractNumId w:val="0"/>
-  </w:num>
-  <w:num w:numId="2">
-    <w:abstractNumId w:val="1"/>
-    <w:lvlOverride w:ilvl="0">
-      <w:startOverride w:val="1"/>
-    </w:lvlOverride>
-  </w:num>
-  <w:num w:numId="3">
-    <w:abstractNumId w:val="1"/>
-    <w:lvlOverride w:ilvl="1">
-      <w:startOverride w:val="1"/>
-    </w:lvlOverride>
   </w:num>
 </w:numbering>
 </file>

--- a/tests/golden/sample-default.docx
+++ b/tests/golden/sample-default.docx
@@ -6,6 +6,8 @@
       <w:pPr>
         <w:pStyle w:val="Heading1"/>
       </w:pPr>
+      <w:bookmarkStart w:id="1" w:name="_Toc90000000"/>
+      <w:bookmarkEnd w:id="1"/>
       <w:r>
         <w:rPr>
           <w:cs/>
@@ -232,6 +234,8 @@
       <w:pPr>
         <w:pStyle w:val="Heading2"/>
       </w:pPr>
+      <w:bookmarkStart w:id="4" w:name="_Toc90000003"/>
+      <w:bookmarkEnd w:id="4"/>
       <w:r>
         <w:rPr>
           <w:cs/>
@@ -473,6 +477,8 @@
       <w:pPr>
         <w:pStyle w:val="Heading3"/>
       </w:pPr>
+      <w:bookmarkStart w:id="7" w:name="_Toc90000006"/>
+      <w:bookmarkEnd w:id="7"/>
       <w:r>
         <w:rPr>
           <w:cs/>
@@ -699,6 +705,8 @@
       <w:pPr>
         <w:pStyle w:val="Heading4"/>
       </w:pPr>
+      <w:bookmarkStart w:id="10" w:name="_Toc90000009"/>
+      <w:bookmarkEnd w:id="10"/>
       <w:r>
         <w:rPr>
           <w:cs/>
@@ -791,6 +799,8 @@
       <w:pPr>
         <w:pStyle w:val="Heading2"/>
       </w:pPr>
+      <w:bookmarkStart w:id="16" w:name="_Toc90000015"/>
+      <w:bookmarkEnd w:id="16"/>
       <w:r>
         <w:rPr>
           <w:cs/>
@@ -853,6 +863,8 @@
       <w:pPr>
         <w:pStyle w:val="Heading5"/>
       </w:pPr>
+      <w:bookmarkStart w:id="19" w:name="_Toc90000018"/>
+      <w:bookmarkEnd w:id="19"/>
       <w:r>
         <w:rPr>
           <w:cs/>
@@ -865,6 +877,8 @@
       <w:pPr>
         <w:pStyle w:val="Heading6"/>
       </w:pPr>
+      <w:bookmarkStart w:id="20" w:name="_Toc90000019"/>
+      <w:bookmarkEnd w:id="20"/>
       <w:r>
         <w:rPr>
           <w:cs/>

--- a/tests/golden/sample-default.docx
+++ b/tests/golden/sample-default.docx
@@ -6,8 +6,6 @@
       <w:pPr>
         <w:pStyle w:val="Heading1"/>
       </w:pPr>
-      <w:bookmarkStart w:id="1" w:name="_Toc90000000"/>
-      <w:bookmarkEnd w:id="1"/>
       <w:r>
         <w:rPr>
           <w:cs/>
@@ -234,8 +232,6 @@
       <w:pPr>
         <w:pStyle w:val="Heading2"/>
       </w:pPr>
-      <w:bookmarkStart w:id="4" w:name="_Toc90000003"/>
-      <w:bookmarkEnd w:id="4"/>
       <w:r>
         <w:rPr>
           <w:cs/>
@@ -477,8 +473,6 @@
       <w:pPr>
         <w:pStyle w:val="Heading3"/>
       </w:pPr>
-      <w:bookmarkStart w:id="7" w:name="_Toc90000006"/>
-      <w:bookmarkEnd w:id="7"/>
       <w:r>
         <w:rPr>
           <w:cs/>
@@ -705,8 +699,6 @@
       <w:pPr>
         <w:pStyle w:val="Heading4"/>
       </w:pPr>
-      <w:bookmarkStart w:id="10" w:name="_Toc90000009"/>
-      <w:bookmarkEnd w:id="10"/>
       <w:r>
         <w:rPr>
           <w:cs/>
@@ -799,8 +791,6 @@
       <w:pPr>
         <w:pStyle w:val="Heading2"/>
       </w:pPr>
-      <w:bookmarkStart w:id="16" w:name="_Toc90000015"/>
-      <w:bookmarkEnd w:id="16"/>
       <w:r>
         <w:rPr>
           <w:cs/>
@@ -863,8 +853,6 @@
       <w:pPr>
         <w:pStyle w:val="Heading5"/>
       </w:pPr>
-      <w:bookmarkStart w:id="19" w:name="_Toc90000018"/>
-      <w:bookmarkEnd w:id="19"/>
       <w:r>
         <w:rPr>
           <w:cs/>
@@ -877,8 +865,6 @@
       <w:pPr>
         <w:pStyle w:val="Heading6"/>
       </w:pPr>
-      <w:bookmarkStart w:id="20" w:name="_Toc90000019"/>
-      <w:bookmarkEnd w:id="20"/>
       <w:r>
         <w:rPr>
           <w:cs/>

--- a/tests/golden/sample-default.docx
+++ b/tests/golden/sample-default.docx
@@ -364,22 +364,11 @@
     <w:p>
       <w:pPr>
         <w:pStyle w:val="ListParagraph"/>
-        <w:ind w:left="720" w:hanging="360"/>
-      </w:pPr>
-      <w:r>
-        <w:rPr>
-          <w:cs/>
-          <w:lang w:val="en-US" w:bidi="th-TH"/>
-        </w:rPr>
-        <w:t xml:space="preserve">1.</w:t>
-      </w:r>
-      <w:r>
-        <w:rPr>
-          <w:cs/>
-          <w:lang w:val="en-US" w:bidi="th-TH"/>
-        </w:rPr>
-        <w:tab/>
-      </w:r>
+        <w:numPr>
+          <w:ilvl w:val="0"/>
+          <w:numId w:val="2"/>
+        </w:numPr>
+      </w:pPr>
       <w:r>
         <w:rPr>
           <w:cs/>
@@ -391,22 +380,11 @@
     <w:p>
       <w:pPr>
         <w:pStyle w:val="ListParagraph"/>
-        <w:ind w:left="720" w:hanging="360"/>
-      </w:pPr>
-      <w:r>
-        <w:rPr>
-          <w:cs/>
-          <w:lang w:val="en-US" w:bidi="th-TH"/>
-        </w:rPr>
-        <w:t xml:space="preserve">2.</w:t>
-      </w:r>
-      <w:r>
-        <w:rPr>
-          <w:cs/>
-          <w:lang w:val="en-US" w:bidi="th-TH"/>
-        </w:rPr>
-        <w:tab/>
-      </w:r>
+        <w:numPr>
+          <w:ilvl w:val="0"/>
+          <w:numId w:val="2"/>
+        </w:numPr>
+      </w:pPr>
       <w:r>
         <w:rPr>
           <w:cs/>
@@ -418,22 +396,11 @@
     <w:p>
       <w:pPr>
         <w:pStyle w:val="ListParagraph"/>
-        <w:ind w:left="1440" w:hanging="360"/>
-      </w:pPr>
-      <w:r>
-        <w:rPr>
-          <w:cs/>
-          <w:lang w:val="en-US" w:bidi="th-TH"/>
-        </w:rPr>
-        <w:t xml:space="preserve">1.</w:t>
-      </w:r>
-      <w:r>
-        <w:rPr>
-          <w:cs/>
-          <w:lang w:val="en-US" w:bidi="th-TH"/>
-        </w:rPr>
-        <w:tab/>
-      </w:r>
+        <w:numPr>
+          <w:ilvl w:val="1"/>
+          <w:numId w:val="3"/>
+        </w:numPr>
+      </w:pPr>
       <w:r>
         <w:rPr>
           <w:cs/>
@@ -445,22 +412,11 @@
     <w:p>
       <w:pPr>
         <w:pStyle w:val="ListParagraph"/>
-        <w:ind w:left="720" w:hanging="360"/>
-      </w:pPr>
-      <w:r>
-        <w:rPr>
-          <w:cs/>
-          <w:lang w:val="en-US" w:bidi="th-TH"/>
-        </w:rPr>
-        <w:t xml:space="preserve">3.</w:t>
-      </w:r>
-      <w:r>
-        <w:rPr>
-          <w:cs/>
-          <w:lang w:val="en-US" w:bidi="th-TH"/>
-        </w:rPr>
-        <w:tab/>
-      </w:r>
+        <w:numPr>
+          <w:ilvl w:val="0"/>
+          <w:numId w:val="2"/>
+        </w:numPr>
+      </w:pPr>
       <w:r>
         <w:rPr>
           <w:cs/>
@@ -1100,8 +1056,167 @@
       </w:rPr>
     </w:lvl>
   </w:abstractNum>
+  <w:abstractNum w:abstractNumId="1">
+    <w:multiLevelType w:val="hybridMultilevel"/>
+    <w:lvl w:ilvl="0">
+      <w:start w:val="1"/>
+      <w:numFmt w:val="decimal"/>
+      <w:lvlText w:val="%1."/>
+      <w:lvlJc w:val="left"/>
+      <w:pPr>
+        <w:ind w:left="720" w:hanging="360"/>
+      </w:pPr>
+      <w:rPr>
+        <w:rFonts w:ascii="TH Sarabun New" w:hAnsi="TH Sarabun New" w:cs="TH Sarabun New"/>
+        <w:sz w:val="32"/>
+        <w:szCs w:val="32"/>
+        <w:cs/>
+        <w:lang w:val="en-US" w:bidi="th-TH"/>
+      </w:rPr>
+    </w:lvl>
+    <w:lvl w:ilvl="1">
+      <w:start w:val="1"/>
+      <w:numFmt w:val="decimal"/>
+      <w:lvlText w:val="%2."/>
+      <w:lvlJc w:val="left"/>
+      <w:pPr>
+        <w:ind w:left="1440" w:hanging="360"/>
+      </w:pPr>
+      <w:rPr>
+        <w:rFonts w:ascii="TH Sarabun New" w:hAnsi="TH Sarabun New" w:cs="TH Sarabun New"/>
+        <w:sz w:val="32"/>
+        <w:szCs w:val="32"/>
+        <w:cs/>
+        <w:lang w:val="en-US" w:bidi="th-TH"/>
+      </w:rPr>
+    </w:lvl>
+    <w:lvl w:ilvl="2">
+      <w:start w:val="1"/>
+      <w:numFmt w:val="decimal"/>
+      <w:lvlText w:val="%3."/>
+      <w:lvlJc w:val="left"/>
+      <w:pPr>
+        <w:ind w:left="2160" w:hanging="360"/>
+      </w:pPr>
+      <w:rPr>
+        <w:rFonts w:ascii="TH Sarabun New" w:hAnsi="TH Sarabun New" w:cs="TH Sarabun New"/>
+        <w:sz w:val="32"/>
+        <w:szCs w:val="32"/>
+        <w:cs/>
+        <w:lang w:val="en-US" w:bidi="th-TH"/>
+      </w:rPr>
+    </w:lvl>
+    <w:lvl w:ilvl="3">
+      <w:start w:val="1"/>
+      <w:numFmt w:val="decimal"/>
+      <w:lvlText w:val="%4."/>
+      <w:lvlJc w:val="left"/>
+      <w:pPr>
+        <w:ind w:left="2880" w:hanging="360"/>
+      </w:pPr>
+      <w:rPr>
+        <w:rFonts w:ascii="TH Sarabun New" w:hAnsi="TH Sarabun New" w:cs="TH Sarabun New"/>
+        <w:sz w:val="32"/>
+        <w:szCs w:val="32"/>
+        <w:cs/>
+        <w:lang w:val="en-US" w:bidi="th-TH"/>
+      </w:rPr>
+    </w:lvl>
+    <w:lvl w:ilvl="4">
+      <w:start w:val="1"/>
+      <w:numFmt w:val="decimal"/>
+      <w:lvlText w:val="%5."/>
+      <w:lvlJc w:val="left"/>
+      <w:pPr>
+        <w:ind w:left="3600" w:hanging="360"/>
+      </w:pPr>
+      <w:rPr>
+        <w:rFonts w:ascii="TH Sarabun New" w:hAnsi="TH Sarabun New" w:cs="TH Sarabun New"/>
+        <w:sz w:val="32"/>
+        <w:szCs w:val="32"/>
+        <w:cs/>
+        <w:lang w:val="en-US" w:bidi="th-TH"/>
+      </w:rPr>
+    </w:lvl>
+    <w:lvl w:ilvl="5">
+      <w:start w:val="1"/>
+      <w:numFmt w:val="decimal"/>
+      <w:lvlText w:val="%6."/>
+      <w:lvlJc w:val="left"/>
+      <w:pPr>
+        <w:ind w:left="4320" w:hanging="360"/>
+      </w:pPr>
+      <w:rPr>
+        <w:rFonts w:ascii="TH Sarabun New" w:hAnsi="TH Sarabun New" w:cs="TH Sarabun New"/>
+        <w:sz w:val="32"/>
+        <w:szCs w:val="32"/>
+        <w:cs/>
+        <w:lang w:val="en-US" w:bidi="th-TH"/>
+      </w:rPr>
+    </w:lvl>
+    <w:lvl w:ilvl="6">
+      <w:start w:val="1"/>
+      <w:numFmt w:val="decimal"/>
+      <w:lvlText w:val="%7."/>
+      <w:lvlJc w:val="left"/>
+      <w:pPr>
+        <w:ind w:left="5040" w:hanging="360"/>
+      </w:pPr>
+      <w:rPr>
+        <w:rFonts w:ascii="TH Sarabun New" w:hAnsi="TH Sarabun New" w:cs="TH Sarabun New"/>
+        <w:sz w:val="32"/>
+        <w:szCs w:val="32"/>
+        <w:cs/>
+        <w:lang w:val="en-US" w:bidi="th-TH"/>
+      </w:rPr>
+    </w:lvl>
+    <w:lvl w:ilvl="7">
+      <w:start w:val="1"/>
+      <w:numFmt w:val="decimal"/>
+      <w:lvlText w:val="%8."/>
+      <w:lvlJc w:val="left"/>
+      <w:pPr>
+        <w:ind w:left="5760" w:hanging="360"/>
+      </w:pPr>
+      <w:rPr>
+        <w:rFonts w:ascii="TH Sarabun New" w:hAnsi="TH Sarabun New" w:cs="TH Sarabun New"/>
+        <w:sz w:val="32"/>
+        <w:szCs w:val="32"/>
+        <w:cs/>
+        <w:lang w:val="en-US" w:bidi="th-TH"/>
+      </w:rPr>
+    </w:lvl>
+    <w:lvl w:ilvl="8">
+      <w:start w:val="1"/>
+      <w:numFmt w:val="decimal"/>
+      <w:lvlText w:val="%9."/>
+      <w:lvlJc w:val="left"/>
+      <w:pPr>
+        <w:ind w:left="6480" w:hanging="360"/>
+      </w:pPr>
+      <w:rPr>
+        <w:rFonts w:ascii="TH Sarabun New" w:hAnsi="TH Sarabun New" w:cs="TH Sarabun New"/>
+        <w:sz w:val="32"/>
+        <w:szCs w:val="32"/>
+        <w:cs/>
+        <w:lang w:val="en-US" w:bidi="th-TH"/>
+      </w:rPr>
+    </w:lvl>
+  </w:abstractNum>
   <w:num w:numId="1">
     <w:abstractNumId w:val="0"/>
+  </w:num>
+  <w:num w:numId="2">
+    <w:abstractNumId w:val="1"/>
+    <w:lvlOverride w:ilvl="0">
+      <w:startOverride w:val="1"/>
+    </w:lvlOverride>
+  </w:num>
+  <w:num w:numId="3">
+    <w:abstractNumId w:val="1"/>
+    <w:lvlOverride w:ilvl="1">
+      <w:startOverride w:val="1"/>
+    </w:lvlOverride>
   </w:num>
 </w:numbering>
 </file>

--- a/tests/golden/sample-default.docx
+++ b/tests/golden/sample-default.docx
@@ -1312,4 +1312,116 @@
     </w:rPr>
   </w:style>
 </w:styles>
+</file>
+
+<file path=word/theme/theme1.xml><?xml version="1.0" encoding="utf-8"?>
+<a:theme xmlns:a="http://schemas.openxmlformats.org/drawingml/2006/main" name="Office Theme">
+  <a:themeElements>
+    <a:clrScheme name="Office">
+      <a:dk1>
+        <a:sysClr val="windowText" lastClr="000000"/>
+      </a:dk1>
+      <a:lt1>
+        <a:sysClr val="window" lastClr="FFFFFF"/>
+      </a:lt1>
+      <a:dk2>
+        <a:srgbClr val="44546A"/>
+      </a:dk2>
+      <a:lt2>
+        <a:srgbClr val="E7E6E6"/>
+      </a:lt2>
+      <a:accent1>
+        <a:srgbClr val="4472C4"/>
+      </a:accent1>
+      <a:accent2>
+        <a:srgbClr val="ED7D31"/>
+      </a:accent2>
+      <a:accent3>
+        <a:srgbClr val="A5A5A5"/>
+      </a:accent3>
+      <a:accent4>
+        <a:srgbClr val="FFC000"/>
+      </a:accent4>
+      <a:accent5>
+        <a:srgbClr val="5B9BD5"/>
+      </a:accent5>
+      <a:accent6>
+        <a:srgbClr val="70AD47"/>
+      </a:accent6>
+      <a:hlink>
+        <a:srgbClr val="0563C1"/>
+      </a:hlink>
+      <a:folHlink>
+        <a:srgbClr val="954F72"/>
+      </a:folHlink>
+    </a:clrScheme>
+    <a:fontScheme name="Office">
+      <a:majorFont>
+        <a:latin typeface="TH Sarabun New"/>
+        <a:ea typeface="TH Sarabun New"/>
+        <a:cs typeface="TH Sarabun New"/>
+      </a:majorFont>
+      <a:minorFont>
+        <a:latin typeface="TH Sarabun New"/>
+        <a:ea typeface="TH Sarabun New"/>
+        <a:cs typeface="TH Sarabun New"/>
+      </a:minorFont>
+    </a:fontScheme>
+    <a:fmtScheme name="Office">
+      <a:fillStyleLst>
+        <a:solidFill>
+          <a:schemeClr val="phClr"/>
+        </a:solidFill>
+        <a:solidFill>
+          <a:schemeClr val="phClr"/>
+        </a:solidFill>
+        <a:solidFill>
+          <a:schemeClr val="phClr"/>
+        </a:solidFill>
+      </a:fillStyleLst>
+      <a:lnStyleLst>
+        <a:ln w="6350" cap="flat" cmpd="sng" algn="ctr">
+          <a:solidFill>
+            <a:schemeClr val="phClr"/>
+          </a:solidFill>
+          <a:prstDash val="solid"/>
+        </a:ln>
+        <a:ln w="6350" cap="flat" cmpd="sng" algn="ctr">
+          <a:solidFill>
+            <a:schemeClr val="phClr"/>
+          </a:solidFill>
+          <a:prstDash val="solid"/>
+        </a:ln>
+        <a:ln w="6350" cap="flat" cmpd="sng" algn="ctr">
+          <a:solidFill>
+            <a:schemeClr val="phClr"/>
+          </a:solidFill>
+          <a:prstDash val="solid"/>
+        </a:ln>
+      </a:lnStyleLst>
+      <a:effectStyleLst>
+        <a:effectStyle>
+          <a:effectLst/>
+        </a:effectStyle>
+        <a:effectStyle>
+          <a:effectLst/>
+        </a:effectStyle>
+        <a:effectStyle>
+          <a:effectLst/>
+        </a:effectStyle>
+      </a:effectStyleLst>
+      <a:bgFillStyleLst>
+        <a:solidFill>
+          <a:schemeClr val="phClr"/>
+        </a:solidFill>
+        <a:solidFill>
+          <a:schemeClr val="phClr"/>
+        </a:solidFill>
+        <a:solidFill>
+          <a:schemeClr val="phClr"/>
+        </a:solidFill>
+      </a:bgFillStyleLst>
+    </a:fmtScheme>
+  </a:themeElements>
+</a:theme>
 </file>
--- a/tests/golden/sample-default.docx
+++ b/tests/golden/sample-default.docx
@@ -9,7 +9,7 @@
       <w:r>
         <w:rPr>
           <w:cs/>
-          <w:lang w:val="en-US" w:bidi="th-TH"/>
+          <w:lang w:val="en-US"/>
         </w:rPr>
         <w:t xml:space="preserve">รายงานทดสอบการสร้างเอกสาร</w:t>
       </w:r>
@@ -19,7 +19,7 @@
       <w:r>
         <w:rPr>
           <w:cs/>
-          <w:lang w:val="en-US" w:bidi="th-TH"/>
+          <w:lang w:val="en-US"/>
         </w:rPr>
         <w:t xml:space="preserve">เอกสารนี้เป็น </w:t>
       </w:r>
@@ -28,14 +28,14 @@
           <w:b/>
           <w:bCs/>
           <w:cs/>
-          <w:lang w:val="en-US" w:bidi="th-TH"/>
+          <w:lang w:val="en-US"/>
         </w:rPr>
         <w:t xml:space="preserve">ข้อมูลสังเคราะห์</w:t>
       </w:r>
       <w:r>
         <w:rPr>
           <w:cs/>
-          <w:lang w:val="en-US" w:bidi="th-TH"/>
+          <w:lang w:val="en-US"/>
         </w:rPr>
         <w:t xml:space="preserve"> สำหรับทดสอบ </w:t>
       </w:r>
@@ -44,14 +44,14 @@
           <w:i/>
           <w:iCs/>
           <w:cs/>
-          <w:lang w:val="en-US" w:bidi="th-TH"/>
+          <w:lang w:val="en-US"/>
         </w:rPr>
         <w:t xml:space="preserve">skill</w:t>
       </w:r>
       <w:r>
         <w:rPr>
           <w:cs/>
-          <w:lang w:val="en-US" w:bidi="th-TH"/>
+          <w:lang w:val="en-US"/>
         </w:rPr>
         <w:t xml:space="preserve"> ที่สร้างไฟล์ Word ภาษาไทยผสม English โดยไม่เปลี่ยนเนื้อหา </w:t>
       </w:r>
@@ -59,14 +59,14 @@
         <w:rPr>
           <w:strike/>
           <w:cs/>
-          <w:lang w:val="en-US" w:bidi="th-TH"/>
+          <w:lang w:val="en-US"/>
         </w:rPr>
         <w:t xml:space="preserve">แม้แต่ตัวเดียว</w:t>
       </w:r>
       <w:r>
         <w:rPr>
           <w:cs/>
-          <w:lang w:val="en-US" w:bidi="th-TH"/>
+          <w:lang w:val="en-US"/>
         </w:rPr>
         <w:t xml:space="preserve"> แม้แต่อักขระเดียวดูรายละเอียดที่ </w:t>
       </w:r>
@@ -75,7 +75,7 @@
           <w:rPr>
             <w:rStyle w:val="Hyperlink"/>
             <w:cs/>
-            <w:lang w:val="en-US" w:bidi="th-TH"/>
+            <w:lang w:val="en-US"/>
           </w:rPr>
           <w:t xml:space="preserve">ข้อกำหนด</w:t>
         </w:r>
@@ -83,7 +83,7 @@
       <w:r>
         <w:rPr>
           <w:cs/>
-          <w:lang w:val="en-US" w:bidi="th-TH"/>
+          <w:lang w:val="en-US"/>
         </w:rPr>
         <w:t xml:space="preserve"> และ </w:t>
       </w:r>
@@ -92,7 +92,7 @@
           <w:rPr>
             <w:rStyle w:val="Hyperlink"/>
             <w:cs/>
-            <w:lang w:val="en-US" w:bidi="th-TH"/>
+            <w:lang w:val="en-US"/>
           </w:rPr>
           <w:t xml:space="preserve">https://example.com/</w:t>
         </w:r>
@@ -100,7 +100,7 @@
       <w:r>
         <w:rPr>
           <w:cs/>
-          <w:lang w:val="en-US" w:bidi="th-TH"/>
+          <w:lang w:val="en-US"/>
         </w:rPr>
         <w:t xml:space="preserve"> หรือ </w:t>
       </w:r>
@@ -109,7 +109,7 @@
           <w:rPr>
             <w:rStyle w:val="Hyperlink"/>
             <w:cs/>
-            <w:lang w:val="en-US" w:bidi="th-TH"/>
+            <w:lang w:val="en-US"/>
           </w:rPr>
           <w:t xml:space="preserve">www.example.org/path</w:t>
         </w:r>
@@ -117,7 +117,7 @@
       <w:r>
         <w:rPr>
           <w:cs/>
-          <w:lang w:val="en-US" w:bidi="th-TH"/>
+          <w:lang w:val="en-US"/>
         </w:rPr>
         <w:t xml:space="preserve"> ก็ได้ อ้างอิงเชิงอรรถ</w:t>
       </w:r>
@@ -125,14 +125,14 @@
         <w:rPr>
           <w:rStyle w:val="FootnoteReference"/>
           <w:cs/>
-          <w:lang w:val="en-US" w:bidi="th-TH"/>
+          <w:lang w:val="en-US"/>
         </w:rPr>
         <w:footnoteReference w:id="1"/>
       </w:r>
       <w:r>
         <w:rPr>
           <w:cs/>
-          <w:lang w:val="en-US" w:bidi="th-TH"/>
+          <w:lang w:val="en-US"/>
         </w:rPr>
         <w:t xml:space="preserve"> ด้วย</w:t>
       </w:r>
@@ -142,21 +142,21 @@
       <w:r>
         <w:rPr>
           <w:cs/>
-          <w:lang w:val="en-US" w:bidi="th-TH"/>
+          <w:lang w:val="en-US"/>
         </w:rPr>
         <w:t xml:space="preserve">บรรทัดนี้ลงท้ายด้วยช่องว่างสองตัว</w:t>
       </w:r>
       <w:r>
         <w:rPr>
           <w:cs/>
-          <w:lang w:val="en-US" w:bidi="th-TH"/>
+          <w:lang w:val="en-US"/>
         </w:rPr>
         <w:br/>
       </w:r>
       <w:r>
         <w:rPr>
           <w:cs/>
-          <w:lang w:val="en-US" w:bidi="th-TH"/>
+          <w:lang w:val="en-US"/>
         </w:rPr>
         <w:t xml:space="preserve">จึงขึ้นบรรทัดใหม่แบบ hard break และ H</w:t>
       </w:r>
@@ -164,14 +164,14 @@
         <w:rPr>
           <w:vertAlign w:val="subscript"/>
           <w:cs/>
-          <w:lang w:val="en-US" w:bidi="th-TH"/>
+          <w:lang w:val="en-US"/>
         </w:rPr>
         <w:t xml:space="preserve">2</w:t>
       </w:r>
       <w:r>
         <w:rPr>
           <w:cs/>
-          <w:lang w:val="en-US" w:bidi="th-TH"/>
+          <w:lang w:val="en-US"/>
         </w:rPr>
         <w:t xml:space="preserve">O กับ x</w:t>
       </w:r>
@@ -179,14 +179,14 @@
         <w:rPr>
           <w:vertAlign w:val="superscript"/>
           <w:cs/>
-          <w:lang w:val="en-US" w:bidi="th-TH"/>
+          <w:lang w:val="en-US"/>
         </w:rPr>
         <w:t xml:space="preserve">2</w:t>
       </w:r>
       <w:r>
         <w:rPr>
           <w:cs/>
-          <w:lang w:val="en-US" w:bidi="th-TH"/>
+          <w:lang w:val="en-US"/>
         </w:rPr>
         <w:t xml:space="preserve"> และ </w:t>
       </w:r>
@@ -194,14 +194,14 @@
         <w:rPr>
           <w:u w:val="single"/>
           <w:cs/>
-          <w:lang w:val="en-US" w:bidi="th-TH"/>
+          <w:lang w:val="en-US"/>
         </w:rPr>
         <w:t xml:space="preserve">ขีดเส้นใต้</w:t>
       </w:r>
       <w:r>
         <w:rPr>
           <w:cs/>
-          <w:lang w:val="en-US" w:bidi="th-TH"/>
+          <w:lang w:val="en-US"/>
         </w:rPr>
         <w:t xml:space="preserve"> กด </w:t>
       </w:r>
@@ -209,21 +209,21 @@
         <w:rPr>
           <w:rFonts w:ascii="Consolas" w:hAnsi="Consolas" w:cs="TH Sarabun New"/>
           <w:cs/>
-          <w:lang w:val="en-US" w:bidi="th-TH"/>
+          <w:lang w:val="en-US"/>
         </w:rPr>
         <w:t xml:space="preserve">Ctrl</w:t>
       </w:r>
       <w:r>
         <w:rPr>
           <w:cs/>
-          <w:lang w:val="en-US" w:bidi="th-TH"/>
+          <w:lang w:val="en-US"/>
         </w:rPr>
         <w:br/>
       </w:r>
       <w:r>
         <w:rPr>
           <w:cs/>
-          <w:lang w:val="en-US" w:bidi="th-TH"/>
+          <w:lang w:val="en-US"/>
         </w:rPr>
         <w:t xml:space="preserve">จบย่อหน้า</w:t>
       </w:r>
@@ -235,7 +235,7 @@
       <w:r>
         <w:rPr>
           <w:cs/>
-          <w:lang w:val="en-US" w:bidi="th-TH"/>
+          <w:lang w:val="en-US"/>
         </w:rPr>
         <w:t xml:space="preserve">รายการ</w:t>
       </w:r>
@@ -251,7 +251,7 @@
       <w:r>
         <w:rPr>
           <w:cs/>
-          <w:lang w:val="en-US" w:bidi="th-TH"/>
+          <w:lang w:val="en-US"/>
         </w:rPr>
         <w:t xml:space="preserve">ข้อแรก มี </w:t>
       </w:r>
@@ -259,14 +259,14 @@
         <w:rPr>
           <w:rFonts w:ascii="Consolas" w:hAnsi="Consolas" w:cs="TH Sarabun New"/>
           <w:cs/>
-          <w:lang w:val="en-US" w:bidi="th-TH"/>
+          <w:lang w:val="en-US"/>
         </w:rPr>
         <w:t xml:space="preserve">code span</w:t>
       </w:r>
       <w:r>
         <w:rPr>
           <w:cs/>
-          <w:lang w:val="en-US" w:bidi="th-TH"/>
+          <w:lang w:val="en-US"/>
         </w:rPr>
         <w:t xml:space="preserve"> อยู่ด้วย</w:t>
       </w:r>
@@ -282,7 +282,7 @@
       <w:r>
         <w:rPr>
           <w:cs/>
-          <w:lang w:val="en-US" w:bidi="th-TH"/>
+          <w:lang w:val="en-US"/>
         </w:rPr>
         <w:t xml:space="preserve">ข้อสอง</w:t>
       </w:r>
@@ -298,7 +298,7 @@
       <w:r>
         <w:rPr>
           <w:cs/>
-          <w:lang w:val="en-US" w:bidi="th-TH"/>
+          <w:lang w:val="en-US"/>
         </w:rPr>
         <w:t xml:space="preserve">ข้อย่อย 2.1</w:t>
       </w:r>
@@ -314,7 +314,7 @@
       <w:r>
         <w:rPr>
           <w:cs/>
-          <w:lang w:val="en-US" w:bidi="th-TH"/>
+          <w:lang w:val="en-US"/>
         </w:rPr>
         <w:t xml:space="preserve">ข้อย่อย 2.2 ยาวจนต้องตัดบรรทัดในต้นฉบับ</w:t>
       </w:r>
@@ -328,14 +328,14 @@
         <w:rPr>
           <w:rFonts w:ascii="Arial" w:hAnsi="Arial" w:cs="Arial"/>
           <w:cs/>
-          <w:lang w:val="en-US" w:bidi="th-TH"/>
+          <w:lang w:val="en-US"/>
         </w:rPr>
         <w:t xml:space="preserve">□ </w:t>
       </w:r>
       <w:r>
         <w:rPr>
           <w:cs/>
-          <w:lang w:val="en-US" w:bidi="th-TH"/>
+          <w:lang w:val="en-US"/>
         </w:rPr>
         <w:t xml:space="preserve">งานที่ยังไม่ทำ</w:t>
       </w:r>
@@ -349,14 +349,14 @@
         <w:rPr>
           <w:rFonts w:ascii="Arial" w:hAnsi="Arial" w:cs="Arial"/>
           <w:cs/>
-          <w:lang w:val="en-US" w:bidi="th-TH"/>
+          <w:lang w:val="en-US"/>
         </w:rPr>
         <w:t xml:space="preserve">■ </w:t>
       </w:r>
       <w:r>
         <w:rPr>
           <w:cs/>
-          <w:lang w:val="en-US" w:bidi="th-TH"/>
+          <w:lang w:val="en-US"/>
         </w:rPr>
         <w:t xml:space="preserve">งานที่ทำแล้ว</w:t>
       </w:r>
@@ -369,21 +369,21 @@
       <w:r>
         <w:rPr>
           <w:cs/>
-          <w:lang w:val="en-US" w:bidi="th-TH"/>
+          <w:lang w:val="en-US"/>
         </w:rPr>
         <w:t xml:space="preserve">1.</w:t>
       </w:r>
       <w:r>
         <w:rPr>
           <w:cs/>
-          <w:lang w:val="en-US" w:bidi="th-TH"/>
+          <w:lang w:val="en-US"/>
         </w:rPr>
         <w:tab/>
       </w:r>
       <w:r>
         <w:rPr>
           <w:cs/>
-          <w:lang w:val="en-US" w:bidi="th-TH"/>
+          <w:lang w:val="en-US"/>
         </w:rPr>
         <w:t xml:space="preserve">ขั้นตอนแรก</w:t>
       </w:r>
@@ -396,21 +396,21 @@
       <w:r>
         <w:rPr>
           <w:cs/>
-          <w:lang w:val="en-US" w:bidi="th-TH"/>
+          <w:lang w:val="en-US"/>
         </w:rPr>
         <w:t xml:space="preserve">2.</w:t>
       </w:r>
       <w:r>
         <w:rPr>
           <w:cs/>
-          <w:lang w:val="en-US" w:bidi="th-TH"/>
+          <w:lang w:val="en-US"/>
         </w:rPr>
         <w:tab/>
       </w:r>
       <w:r>
         <w:rPr>
           <w:cs/>
-          <w:lang w:val="en-US" w:bidi="th-TH"/>
+          <w:lang w:val="en-US"/>
         </w:rPr>
         <w:t xml:space="preserve">ขั้นตอนที่สอง</w:t>
       </w:r>
@@ -423,21 +423,21 @@
       <w:r>
         <w:rPr>
           <w:cs/>
-          <w:lang w:val="en-US" w:bidi="th-TH"/>
+          <w:lang w:val="en-US"/>
         </w:rPr>
         <w:t xml:space="preserve">1.</w:t>
       </w:r>
       <w:r>
         <w:rPr>
           <w:cs/>
-          <w:lang w:val="en-US" w:bidi="th-TH"/>
+          <w:lang w:val="en-US"/>
         </w:rPr>
         <w:tab/>
       </w:r>
       <w:r>
         <w:rPr>
           <w:cs/>
-          <w:lang w:val="en-US" w:bidi="th-TH"/>
+          <w:lang w:val="en-US"/>
         </w:rPr>
         <w:t xml:space="preserve">ขั้นย่อย</w:t>
       </w:r>
@@ -450,21 +450,21 @@
       <w:r>
         <w:rPr>
           <w:cs/>
-          <w:lang w:val="en-US" w:bidi="th-TH"/>
+          <w:lang w:val="en-US"/>
         </w:rPr>
         <w:t xml:space="preserve">3.</w:t>
       </w:r>
       <w:r>
         <w:rPr>
           <w:cs/>
-          <w:lang w:val="en-US" w:bidi="th-TH"/>
+          <w:lang w:val="en-US"/>
         </w:rPr>
         <w:tab/>
       </w:r>
       <w:r>
         <w:rPr>
           <w:cs/>
-          <w:lang w:val="en-US" w:bidi="th-TH"/>
+          <w:lang w:val="en-US"/>
         </w:rPr>
         <w:t xml:space="preserve">ขั้นตอนสุดท้าย</w:t>
       </w:r>
@@ -476,7 +476,7 @@
       <w:r>
         <w:rPr>
           <w:cs/>
-          <w:lang w:val="en-US" w:bidi="th-TH"/>
+          <w:lang w:val="en-US"/>
         </w:rPr>
         <w:t xml:space="preserve">ตาราง</w:t>
       </w:r>
@@ -520,7 +520,7 @@
                 <w:b/>
                 <w:bCs/>
                 <w:cs/>
-                <w:lang w:val="en-US" w:bidi="th-TH"/>
+                <w:lang w:val="en-US"/>
               </w:rPr>
               <w:t xml:space="preserve">หัวข้อ</w:t>
             </w:r>
@@ -540,7 +540,7 @@
                 <w:b/>
                 <w:bCs/>
                 <w:cs/>
-                <w:lang w:val="en-US" w:bidi="th-TH"/>
+                <w:lang w:val="en-US"/>
               </w:rPr>
               <w:t xml:space="preserve">จำนวน</w:t>
             </w:r>
@@ -560,7 +560,7 @@
                 <w:b/>
                 <w:bCs/>
                 <w:cs/>
-                <w:lang w:val="en-US" w:bidi="th-TH"/>
+                <w:lang w:val="en-US"/>
               </w:rPr>
               <w:t xml:space="preserve">หมายเหตุ</w:t>
             </w:r>
@@ -579,7 +579,7 @@
             <w:r>
               <w:rPr>
                 <w:cs/>
-                <w:lang w:val="en-US" w:bidi="th-TH"/>
+                <w:lang w:val="en-US"/>
               </w:rPr>
               <w:t xml:space="preserve">ก</w:t>
             </w:r>
@@ -597,7 +597,7 @@
             <w:r>
               <w:rPr>
                 <w:cs/>
-                <w:lang w:val="en-US" w:bidi="th-TH"/>
+                <w:lang w:val="en-US"/>
               </w:rPr>
               <w:t xml:space="preserve">1</w:t>
             </w:r>
@@ -615,7 +615,7 @@
             <w:r>
               <w:rPr>
                 <w:cs/>
-                <w:lang w:val="en-US" w:bidi="th-TH"/>
+                <w:lang w:val="en-US"/>
               </w:rPr>
               <w:t xml:space="preserve">ปกติ</w:t>
             </w:r>
@@ -634,7 +634,7 @@
             <w:r>
               <w:rPr>
                 <w:cs/>
-                <w:lang w:val="en-US" w:bidi="th-TH"/>
+                <w:lang w:val="en-US"/>
               </w:rPr>
               <w:t xml:space="preserve">ข | ค</w:t>
             </w:r>
@@ -652,7 +652,7 @@
             <w:r>
               <w:rPr>
                 <w:cs/>
-                <w:lang w:val="en-US" w:bidi="th-TH"/>
+                <w:lang w:val="en-US"/>
               </w:rPr>
               <w:t xml:space="preserve">22</w:t>
             </w:r>
@@ -672,7 +672,7 @@
                 <w:b/>
                 <w:bCs/>
                 <w:cs/>
-                <w:lang w:val="en-US" w:bidi="th-TH"/>
+                <w:lang w:val="en-US"/>
               </w:rPr>
               <w:t xml:space="preserve">หนา</w:t>
             </w:r>
@@ -690,7 +690,7 @@
       <w:r>
         <w:rPr>
           <w:cs/>
-          <w:lang w:val="en-US" w:bidi="th-TH"/>
+          <w:lang w:val="en-US"/>
         </w:rPr>
         <w:t xml:space="preserve">คำพูดที่ยกมา ยาวสองบรรทัดต่อกันไปโดยไม่มีช่องว่าง</w:t>
       </w:r>
@@ -702,7 +702,7 @@
       <w:r>
         <w:rPr>
           <w:cs/>
-          <w:lang w:val="en-US" w:bidi="th-TH"/>
+          <w:lang w:val="en-US"/>
         </w:rPr>
         <w:t xml:space="preserve">โค้ด</w:t>
       </w:r>
@@ -714,7 +714,7 @@
       <w:r>
         <w:rPr>
           <w:cs/>
-          <w:lang w:val="en-US" w:bidi="th-TH"/>
+          <w:lang w:val="en-US"/>
         </w:rPr>
         <w:t xml:space="preserve">def สวัสดี():  # comment ภาษาไทย</w:t>
       </w:r>
@@ -726,7 +726,7 @@
       <w:r>
         <w:rPr>
           <w:cs/>
-          <w:lang w:val="en-US" w:bidi="th-TH"/>
+          <w:lang w:val="en-US"/>
         </w:rPr>
         <w:t xml:space="preserve">    return "hello &amp; &lt;world&gt;"</w:t>
       </w:r>
@@ -738,7 +738,7 @@
       <w:r>
         <w:rPr>
           <w:cs/>
-          <w:lang w:val="en-US" w:bidi="th-TH"/>
+          <w:lang w:val="en-US"/>
         </w:rPr>
         <w:t xml:space="preserve">indented code block</w:t>
       </w:r>
@@ -748,7 +748,7 @@
       <w:r>
         <w:rPr>
           <w:cs/>
-          <w:lang w:val="en-US" w:bidi="th-TH"/>
+          <w:lang w:val="en-US"/>
         </w:rPr>
         <w:t xml:space="preserve">สูตร </w:t>
       </w:r>
@@ -756,14 +756,14 @@
         <w:rPr>
           <w:rFonts w:ascii="Consolas" w:hAnsi="Consolas" w:cs="TH Sarabun New"/>
           <w:cs/>
-          <w:lang w:val="en-US" w:bidi="th-TH"/>
+          <w:lang w:val="en-US"/>
         </w:rPr>
         <w:t xml:space="preserve">E = mc^2</w:t>
       </w:r>
       <w:r>
         <w:rPr>
           <w:cs/>
-          <w:lang w:val="en-US" w:bidi="th-TH"/>
+          <w:lang w:val="en-US"/>
         </w:rPr>
         <w:t xml:space="preserve"> อยู่กลางประโยค</w:t>
       </w:r>
@@ -775,7 +775,7 @@
       <w:r>
         <w:rPr>
           <w:cs/>
-          <w:lang w:val="en-US" w:bidi="th-TH"/>
+          <w:lang w:val="en-US"/>
         </w:rPr>
         <w:t xml:space="preserve">\int_0^1 x\,dx</w:t>
       </w:r>
@@ -794,7 +794,7 @@
       <w:r>
         <w:rPr>
           <w:cs/>
-          <w:lang w:val="en-US" w:bidi="th-TH"/>
+          <w:lang w:val="en-US"/>
         </w:rPr>
         <w:t xml:space="preserve">Setext heading</w:t>
       </w:r>
@@ -804,7 +804,7 @@
       <w:r>
         <w:rPr>
           <w:cs/>
-          <w:lang w:val="en-US" w:bidi="th-TH"/>
+          <w:lang w:val="en-US"/>
         </w:rPr>
         <w:t xml:space="preserve">ราคา 5 $ ต่อ 3 $ ไม่ใช่สูตร และ 5 &lt; 6 &amp; ©</w:t>
       </w:r>
@@ -814,7 +814,7 @@
       <w:r>
         <w:rPr>
           <w:cs/>
-          <w:lang w:val="en-US" w:bidi="th-TH"/>
+          <w:lang w:val="en-US"/>
         </w:rPr>
         <w:drawing>
           <wp:inline distT="0" distB="0" distL="0" distR="0">
@@ -856,7 +856,7 @@
       <w:r>
         <w:rPr>
           <w:cs/>
-          <w:lang w:val="en-US" w:bidi="th-TH"/>
+          <w:lang w:val="en-US"/>
         </w:rPr>
         <w:t xml:space="preserve">ระดับห้า</w:t>
       </w:r>
@@ -868,7 +868,7 @@
       <w:r>
         <w:rPr>
           <w:cs/>
-          <w:lang w:val="en-US" w:bidi="th-TH"/>
+          <w:lang w:val="en-US"/>
         </w:rPr>
         <w:t xml:space="preserve">ระดับหก</w:t>
       </w:r>
@@ -912,21 +912,21 @@
         <w:rPr>
           <w:rStyle w:val="FootnoteReference"/>
           <w:cs/>
-          <w:lang w:val="en-US" w:bidi="th-TH"/>
+          <w:lang w:val="en-US"/>
         </w:rPr>
         <w:footnoteRef/>
       </w:r>
       <w:r>
         <w:rPr>
           <w:cs/>
-          <w:lang w:val="en-US" w:bidi="th-TH"/>
+          <w:lang w:val="en-US"/>
         </w:rPr>
         <w:tab/>
       </w:r>
       <w:r>
         <w:rPr>
           <w:cs/>
-          <w:lang w:val="en-US" w:bidi="th-TH"/>
+          <w:lang w:val="en-US"/>
         </w:rPr>
         <w:t xml:space="preserve">เชิงอรรถ </w:t>
       </w:r>
@@ -935,14 +935,14 @@
           <w:b/>
           <w:bCs/>
           <w:cs/>
-          <w:lang w:val="en-US" w:bidi="th-TH"/>
+          <w:lang w:val="en-US"/>
         </w:rPr>
         <w:t xml:space="preserve">ตัวหนา</w:t>
       </w:r>
       <w:r>
         <w:rPr>
           <w:cs/>
-          <w:lang w:val="en-US" w:bidi="th-TH"/>
+          <w:lang w:val="en-US"/>
         </w:rPr>
         <w:t xml:space="preserve"> อยู่ที่นี่บรรทัดต่อของเชิงอรรถ</w:t>
       </w:r>
@@ -968,7 +968,7 @@
         <w:sz w:val="32"/>
         <w:szCs w:val="32"/>
         <w:cs/>
-        <w:lang w:val="en-US" w:bidi="th-TH"/>
+        <w:lang w:val="en-US"/>
       </w:rPr>
     </w:lvl>
     <w:lvl w:ilvl="1">
@@ -984,7 +984,7 @@
         <w:sz w:val="32"/>
         <w:szCs w:val="32"/>
         <w:cs/>
-        <w:lang w:val="en-US" w:bidi="th-TH"/>
+        <w:lang w:val="en-US"/>
       </w:rPr>
     </w:lvl>
     <w:lvl w:ilvl="2">
@@ -1000,7 +1000,7 @@
         <w:sz w:val="32"/>
         <w:szCs w:val="32"/>
         <w:cs/>
-        <w:lang w:val="en-US" w:bidi="th-TH"/>
+        <w:lang w:val="en-US"/>
       </w:rPr>
     </w:lvl>
     <w:lvl w:ilvl="3">
@@ -1016,7 +1016,7 @@
         <w:sz w:val="32"/>
         <w:szCs w:val="32"/>
         <w:cs/>
-        <w:lang w:val="en-US" w:bidi="th-TH"/>
+        <w:lang w:val="en-US"/>
       </w:rPr>
     </w:lvl>
     <w:lvl w:ilvl="4">
@@ -1032,7 +1032,7 @@
         <w:sz w:val="32"/>
         <w:szCs w:val="32"/>
         <w:cs/>
-        <w:lang w:val="en-US" w:bidi="th-TH"/>
+        <w:lang w:val="en-US"/>
       </w:rPr>
     </w:lvl>
     <w:lvl w:ilvl="5">
@@ -1048,7 +1048,7 @@
         <w:sz w:val="32"/>
         <w:szCs w:val="32"/>
         <w:cs/>
-        <w:lang w:val="en-US" w:bidi="th-TH"/>
+        <w:lang w:val="en-US"/>
       </w:rPr>
     </w:lvl>
     <w:lvl w:ilvl="6">
@@ -1064,7 +1064,7 @@
         <w:sz w:val="32"/>
         <w:szCs w:val="32"/>
         <w:cs/>
-        <w:lang w:val="en-US" w:bidi="th-TH"/>
+        <w:lang w:val="en-US"/>
       </w:rPr>
     </w:lvl>
     <w:lvl w:ilvl="7">
@@ -1080,7 +1080,7 @@
         <w:sz w:val="32"/>
         <w:szCs w:val="32"/>
         <w:cs/>
-        <w:lang w:val="en-US" w:bidi="th-TH"/>
+        <w:lang w:val="en-US"/>
       </w:rPr>
     </w:lvl>
     <w:lvl w:ilvl="8">
@@ -1096,7 +1096,7 @@
         <w:sz w:val="32"/>
         <w:szCs w:val="32"/>
         <w:cs/>
-        <w:lang w:val="en-US" w:bidi="th-TH"/>
+        <w:lang w:val="en-US"/>
       </w:rPr>
     </w:lvl>
   </w:abstractNum>
@@ -1115,7 +1115,7 @@
         <w:sz w:val="32"/>
         <w:szCs w:val="32"/>
         <w:cs/>
-        <w:lang w:val="en-US" w:eastAsia="en-US" w:bidi="th-TH"/>
+        <w:lang w:val="en-US" w:eastAsia="en-US"/>
       </w:rPr>
     </w:rPrDefault>
     <w:pPrDefault>
@@ -1132,7 +1132,7 @@
       <w:sz w:val="32"/>
       <w:szCs w:val="32"/>
       <w:cs/>
-      <w:lang w:val="en-US" w:bidi="th-TH"/>
+      <w:lang w:val="en-US"/>
     </w:rPr>
   </w:style>
   <w:style w:type="paragraph" w:styleId="Heading1">

--- a/tests/golden/sample-default.docx
+++ b/tests/golden/sample-default.docx
@@ -9,7 +9,6 @@
       <w:r>
         <w:rPr>
           <w:cs/>
-          <w:lang w:val="en-US"/>
         </w:rPr>
         <w:t xml:space="preserve">รายงานทดสอบการสร้างเอกสาร</w:t>
       </w:r>
@@ -19,7 +18,6 @@
       <w:r>
         <w:rPr>
           <w:cs/>
-          <w:lang w:val="en-US"/>
         </w:rPr>
         <w:t xml:space="preserve">เอกสารนี้เป็น </w:t>
       </w:r>
@@ -28,14 +26,12 @@
           <w:b/>
           <w:bCs/>
           <w:cs/>
-          <w:lang w:val="en-US"/>
         </w:rPr>
         <w:t xml:space="preserve">ข้อมูลสังเคราะห์</w:t>
       </w:r>
       <w:r>
         <w:rPr>
           <w:cs/>
-          <w:lang w:val="en-US"/>
         </w:rPr>
         <w:t xml:space="preserve"> สำหรับทดสอบ </w:t>
       </w:r>
@@ -43,30 +39,43 @@
         <w:rPr>
           <w:i/>
           <w:iCs/>
-          <w:cs/>
-          <w:lang w:val="en-US"/>
         </w:rPr>
         <w:t xml:space="preserve">skill</w:t>
       </w:r>
       <w:r>
         <w:rPr>
           <w:cs/>
-          <w:lang w:val="en-US"/>
-        </w:rPr>
-        <w:t xml:space="preserve"> ที่สร้างไฟล์ Word ภาษาไทยผสม English โดยไม่เปลี่ยนเนื้อหา </w:t>
+        </w:rPr>
+        <w:t xml:space="preserve"> ที่สร้างไฟล์ </w:t>
+      </w:r>
+      <w:r>
+        <w:t xml:space="preserve">Word </w:t>
+      </w:r>
+      <w:r>
+        <w:rPr>
+          <w:cs/>
+        </w:rPr>
+        <w:t xml:space="preserve">ภาษาไทยผสม </w:t>
+      </w:r>
+      <w:r>
+        <w:t xml:space="preserve">English </w:t>
+      </w:r>
+      <w:r>
+        <w:rPr>
+          <w:cs/>
+        </w:rPr>
+        <w:t xml:space="preserve">โดยไม่เปลี่ยนเนื้อหา </w:t>
       </w:r>
       <w:r>
         <w:rPr>
           <w:strike/>
           <w:cs/>
-          <w:lang w:val="en-US"/>
         </w:rPr>
         <w:t xml:space="preserve">แม้แต่ตัวเดียว</w:t>
       </w:r>
       <w:r>
         <w:rPr>
           <w:cs/>
-          <w:lang w:val="en-US"/>
         </w:rPr>
         <w:t xml:space="preserve"> แม้แต่อักขระเดียวดูรายละเอียดที่ </w:t>
       </w:r>
@@ -75,7 +84,6 @@
           <w:rPr>
             <w:rStyle w:val="Hyperlink"/>
             <w:cs/>
-            <w:lang w:val="en-US"/>
           </w:rPr>
           <w:t xml:space="preserve">ข้อกำหนด</w:t>
         </w:r>
@@ -83,7 +91,6 @@
       <w:r>
         <w:rPr>
           <w:cs/>
-          <w:lang w:val="en-US"/>
         </w:rPr>
         <w:t xml:space="preserve"> และ </w:t>
       </w:r>
@@ -91,8 +98,6 @@
         <w:r>
           <w:rPr>
             <w:rStyle w:val="Hyperlink"/>
-            <w:cs/>
-            <w:lang w:val="en-US"/>
           </w:rPr>
           <w:t xml:space="preserve">https://example.com/</w:t>
         </w:r>
@@ -100,7 +105,6 @@
       <w:r>
         <w:rPr>
           <w:cs/>
-          <w:lang w:val="en-US"/>
         </w:rPr>
         <w:t xml:space="preserve"> หรือ </w:t>
       </w:r>
@@ -108,8 +112,6 @@
         <w:r>
           <w:rPr>
             <w:rStyle w:val="Hyperlink"/>
-            <w:cs/>
-            <w:lang w:val="en-US"/>
           </w:rPr>
           <w:t xml:space="preserve">www.example.org/path</w:t>
         </w:r>
@@ -117,22 +119,18 @@
       <w:r>
         <w:rPr>
           <w:cs/>
-          <w:lang w:val="en-US"/>
         </w:rPr>
         <w:t xml:space="preserve"> ก็ได้ อ้างอิงเชิงอรรถ</w:t>
       </w:r>
       <w:r>
         <w:rPr>
           <w:rStyle w:val="FootnoteReference"/>
-          <w:cs/>
-          <w:lang w:val="en-US"/>
         </w:rPr>
         <w:footnoteReference w:id="1"/>
       </w:r>
       <w:r>
         <w:rPr>
           <w:cs/>
-          <w:lang w:val="en-US"/>
         </w:rPr>
         <w:t xml:space="preserve"> ด้วย</w:t>
       </w:r>
@@ -142,51 +140,57 @@
       <w:r>
         <w:rPr>
           <w:cs/>
-          <w:lang w:val="en-US"/>
         </w:rPr>
         <w:t xml:space="preserve">บรรทัดนี้ลงท้ายด้วยช่องว่างสองตัว</w:t>
       </w:r>
       <w:r>
-        <w:rPr>
-          <w:cs/>
-          <w:lang w:val="en-US"/>
-        </w:rPr>
         <w:br/>
       </w:r>
       <w:r>
         <w:rPr>
           <w:cs/>
-          <w:lang w:val="en-US"/>
-        </w:rPr>
-        <w:t xml:space="preserve">จึงขึ้นบรรทัดใหม่แบบ hard break และ H</w:t>
+        </w:rPr>
+        <w:t xml:space="preserve">จึงขึ้นบรรทัดใหม่แบบ </w:t>
+      </w:r>
+      <w:r>
+        <w:t xml:space="preserve">hard break </w:t>
+      </w:r>
+      <w:r>
+        <w:rPr>
+          <w:cs/>
+        </w:rPr>
+        <w:t xml:space="preserve">และ </w:t>
+      </w:r>
+      <w:r>
+        <w:t xml:space="preserve">H</w:t>
       </w:r>
       <w:r>
         <w:rPr>
           <w:vertAlign w:val="subscript"/>
-          <w:cs/>
-          <w:lang w:val="en-US"/>
         </w:rPr>
         <w:t xml:space="preserve">2</w:t>
       </w:r>
       <w:r>
-        <w:rPr>
-          <w:cs/>
-          <w:lang w:val="en-US"/>
-        </w:rPr>
-        <w:t xml:space="preserve">O กับ x</w:t>
+        <w:t xml:space="preserve">O </w:t>
+      </w:r>
+      <w:r>
+        <w:rPr>
+          <w:cs/>
+        </w:rPr>
+        <w:t xml:space="preserve">กับ </w:t>
+      </w:r>
+      <w:r>
+        <w:t xml:space="preserve">x</w:t>
       </w:r>
       <w:r>
         <w:rPr>
           <w:vertAlign w:val="superscript"/>
-          <w:cs/>
-          <w:lang w:val="en-US"/>
         </w:rPr>
         <w:t xml:space="preserve">2</w:t>
       </w:r>
       <w:r>
         <w:rPr>
           <w:cs/>
-          <w:lang w:val="en-US"/>
         </w:rPr>
         <w:t xml:space="preserve"> และ </w:t>
       </w:r>
@@ -194,36 +198,27 @@
         <w:rPr>
           <w:u w:val="single"/>
           <w:cs/>
-          <w:lang w:val="en-US"/>
         </w:rPr>
         <w:t xml:space="preserve">ขีดเส้นใต้</w:t>
       </w:r>
       <w:r>
         <w:rPr>
           <w:cs/>
-          <w:lang w:val="en-US"/>
         </w:rPr>
         <w:t xml:space="preserve"> กด </w:t>
       </w:r>
       <w:r>
         <w:rPr>
           <w:rFonts w:ascii="Consolas" w:hAnsi="Consolas" w:cs="TH Sarabun New"/>
-          <w:cs/>
-          <w:lang w:val="en-US"/>
         </w:rPr>
         <w:t xml:space="preserve">Ctrl</w:t>
       </w:r>
       <w:r>
-        <w:rPr>
-          <w:cs/>
-          <w:lang w:val="en-US"/>
-        </w:rPr>
         <w:br/>
       </w:r>
       <w:r>
         <w:rPr>
           <w:cs/>
-          <w:lang w:val="en-US"/>
         </w:rPr>
         <w:t xml:space="preserve">จบย่อหน้า</w:t>
       </w:r>
@@ -235,7 +230,6 @@
       <w:r>
         <w:rPr>
           <w:cs/>
-          <w:lang w:val="en-US"/>
         </w:rPr>
         <w:t xml:space="preserve">รายการ</w:t>
       </w:r>
@@ -251,22 +245,18 @@
       <w:r>
         <w:rPr>
           <w:cs/>
-          <w:lang w:val="en-US"/>
         </w:rPr>
         <w:t xml:space="preserve">ข้อแรก มี </w:t>
       </w:r>
       <w:r>
         <w:rPr>
           <w:rFonts w:ascii="Consolas" w:hAnsi="Consolas" w:cs="TH Sarabun New"/>
-          <w:cs/>
-          <w:lang w:val="en-US"/>
         </w:rPr>
         <w:t xml:space="preserve">code span</w:t>
       </w:r>
       <w:r>
         <w:rPr>
           <w:cs/>
-          <w:lang w:val="en-US"/>
         </w:rPr>
         <w:t xml:space="preserve"> อยู่ด้วย</w:t>
       </w:r>
@@ -282,7 +272,6 @@
       <w:r>
         <w:rPr>
           <w:cs/>
-          <w:lang w:val="en-US"/>
         </w:rPr>
         <w:t xml:space="preserve">ข้อสอง</w:t>
       </w:r>
@@ -298,9 +287,11 @@
       <w:r>
         <w:rPr>
           <w:cs/>
-          <w:lang w:val="en-US"/>
-        </w:rPr>
-        <w:t xml:space="preserve">ข้อย่อย 2.1</w:t>
+        </w:rPr>
+        <w:t xml:space="preserve">ข้อย่อย </w:t>
+      </w:r>
+      <w:r>
+        <w:t xml:space="preserve">2.1</w:t>
       </w:r>
     </w:p>
     <w:p>
@@ -314,9 +305,17 @@
       <w:r>
         <w:rPr>
           <w:cs/>
-          <w:lang w:val="en-US"/>
-        </w:rPr>
-        <w:t xml:space="preserve">ข้อย่อย 2.2 ยาวจนต้องตัดบรรทัดในต้นฉบับ</w:t>
+        </w:rPr>
+        <w:t xml:space="preserve">ข้อย่อย </w:t>
+      </w:r>
+      <w:r>
+        <w:t xml:space="preserve">2.2 </w:t>
+      </w:r>
+      <w:r>
+        <w:rPr>
+          <w:cs/>
+        </w:rPr>
+        <w:t xml:space="preserve">ยาวจนต้องตัดบรรทัดในต้นฉบับ</w:t>
       </w:r>
     </w:p>
     <w:p>
@@ -327,15 +326,12 @@
       <w:r>
         <w:rPr>
           <w:rFonts w:ascii="Arial" w:hAnsi="Arial" w:cs="Arial"/>
-          <w:cs/>
-          <w:lang w:val="en-US"/>
         </w:rPr>
         <w:t xml:space="preserve">□ </w:t>
       </w:r>
       <w:r>
         <w:rPr>
           <w:cs/>
-          <w:lang w:val="en-US"/>
         </w:rPr>
         <w:t xml:space="preserve">งานที่ยังไม่ทำ</w:t>
       </w:r>
@@ -348,15 +344,12 @@
       <w:r>
         <w:rPr>
           <w:rFonts w:ascii="Arial" w:hAnsi="Arial" w:cs="Arial"/>
-          <w:cs/>
-          <w:lang w:val="en-US"/>
         </w:rPr>
         <w:t xml:space="preserve">■ </w:t>
       </w:r>
       <w:r>
         <w:rPr>
           <w:cs/>
-          <w:lang w:val="en-US"/>
         </w:rPr>
         <w:t xml:space="preserve">งานที่ทำแล้ว</w:t>
       </w:r>
@@ -367,23 +360,14 @@
         <w:ind w:left="720" w:hanging="360"/>
       </w:pPr>
       <w:r>
-        <w:rPr>
-          <w:cs/>
-          <w:lang w:val="en-US"/>
-        </w:rPr>
         <w:t xml:space="preserve">1.</w:t>
       </w:r>
       <w:r>
-        <w:rPr>
-          <w:cs/>
-          <w:lang w:val="en-US"/>
-        </w:rPr>
         <w:tab/>
       </w:r>
       <w:r>
         <w:rPr>
           <w:cs/>
-          <w:lang w:val="en-US"/>
         </w:rPr>
         <w:t xml:space="preserve">ขั้นตอนแรก</w:t>
       </w:r>
@@ -394,23 +378,14 @@
         <w:ind w:left="720" w:hanging="360"/>
       </w:pPr>
       <w:r>
-        <w:rPr>
-          <w:cs/>
-          <w:lang w:val="en-US"/>
-        </w:rPr>
         <w:t xml:space="preserve">2.</w:t>
       </w:r>
       <w:r>
-        <w:rPr>
-          <w:cs/>
-          <w:lang w:val="en-US"/>
-        </w:rPr>
         <w:tab/>
       </w:r>
       <w:r>
         <w:rPr>
           <w:cs/>
-          <w:lang w:val="en-US"/>
         </w:rPr>
         <w:t xml:space="preserve">ขั้นตอนที่สอง</w:t>
       </w:r>
@@ -421,23 +396,14 @@
         <w:ind w:left="1440" w:hanging="360"/>
       </w:pPr>
       <w:r>
-        <w:rPr>
-          <w:cs/>
-          <w:lang w:val="en-US"/>
-        </w:rPr>
         <w:t xml:space="preserve">1.</w:t>
       </w:r>
       <w:r>
-        <w:rPr>
-          <w:cs/>
-          <w:lang w:val="en-US"/>
-        </w:rPr>
         <w:tab/>
       </w:r>
       <w:r>
         <w:rPr>
           <w:cs/>
-          <w:lang w:val="en-US"/>
         </w:rPr>
         <w:t xml:space="preserve">ขั้นย่อย</w:t>
       </w:r>
@@ -448,23 +414,14 @@
         <w:ind w:left="720" w:hanging="360"/>
       </w:pPr>
       <w:r>
-        <w:rPr>
-          <w:cs/>
-          <w:lang w:val="en-US"/>
-        </w:rPr>
         <w:t xml:space="preserve">3.</w:t>
       </w:r>
       <w:r>
-        <w:rPr>
-          <w:cs/>
-          <w:lang w:val="en-US"/>
-        </w:rPr>
         <w:tab/>
       </w:r>
       <w:r>
         <w:rPr>
           <w:cs/>
-          <w:lang w:val="en-US"/>
         </w:rPr>
         <w:t xml:space="preserve">ขั้นตอนสุดท้าย</w:t>
       </w:r>
@@ -476,7 +433,6 @@
       <w:r>
         <w:rPr>
           <w:cs/>
-          <w:lang w:val="en-US"/>
         </w:rPr>
         <w:t xml:space="preserve">ตาราง</w:t>
       </w:r>
@@ -520,7 +476,6 @@
                 <w:b/>
                 <w:bCs/>
                 <w:cs/>
-                <w:lang w:val="en-US"/>
               </w:rPr>
               <w:t xml:space="preserve">หัวข้อ</w:t>
             </w:r>
@@ -540,7 +495,6 @@
                 <w:b/>
                 <w:bCs/>
                 <w:cs/>
-                <w:lang w:val="en-US"/>
               </w:rPr>
               <w:t xml:space="preserve">จำนวน</w:t>
             </w:r>
@@ -560,7 +514,6 @@
                 <w:b/>
                 <w:bCs/>
                 <w:cs/>
-                <w:lang w:val="en-US"/>
               </w:rPr>
               <w:t xml:space="preserve">หมายเหตุ</w:t>
             </w:r>
@@ -579,7 +532,6 @@
             <w:r>
               <w:rPr>
                 <w:cs/>
-                <w:lang w:val="en-US"/>
               </w:rPr>
               <w:t xml:space="preserve">ก</w:t>
             </w:r>
@@ -595,10 +547,6 @@
               <w:jc w:val="right"/>
             </w:pPr>
             <w:r>
-              <w:rPr>
-                <w:cs/>
-                <w:lang w:val="en-US"/>
-              </w:rPr>
               <w:t xml:space="preserve">1</w:t>
             </w:r>
           </w:p>
@@ -615,7 +563,6 @@
             <w:r>
               <w:rPr>
                 <w:cs/>
-                <w:lang w:val="en-US"/>
               </w:rPr>
               <w:t xml:space="preserve">ปกติ</w:t>
             </w:r>
@@ -634,9 +581,17 @@
             <w:r>
               <w:rPr>
                 <w:cs/>
-                <w:lang w:val="en-US"/>
               </w:rPr>
-              <w:t xml:space="preserve">ข | ค</w:t>
+              <w:t xml:space="preserve">ข </w:t>
+            </w:r>
+            <w:r>
+              <w:t xml:space="preserve">| </w:t>
+            </w:r>
+            <w:r>
+              <w:rPr>
+                <w:cs/>
+              </w:rPr>
+              <w:t xml:space="preserve">ค</w:t>
             </w:r>
           </w:p>
         </w:tc>
@@ -650,10 +605,6 @@
               <w:jc w:val="right"/>
             </w:pPr>
             <w:r>
-              <w:rPr>
-                <w:cs/>
-                <w:lang w:val="en-US"/>
-              </w:rPr>
               <w:t xml:space="preserve">22</w:t>
             </w:r>
           </w:p>
@@ -672,7 +623,6 @@
                 <w:b/>
                 <w:bCs/>
                 <w:cs/>
-                <w:lang w:val="en-US"/>
               </w:rPr>
               <w:t xml:space="preserve">หนา</w:t>
             </w:r>
@@ -690,7 +640,6 @@
       <w:r>
         <w:rPr>
           <w:cs/>
-          <w:lang w:val="en-US"/>
         </w:rPr>
         <w:t xml:space="preserve">คำพูดที่ยกมา ยาวสองบรรทัดต่อกันไปโดยไม่มีช่องว่าง</w:t>
       </w:r>
@@ -702,7 +651,6 @@
       <w:r>
         <w:rPr>
           <w:cs/>
-          <w:lang w:val="en-US"/>
         </w:rPr>
         <w:t xml:space="preserve">โค้ด</w:t>
       </w:r>
@@ -712,11 +660,22 @@
         <w:pStyle w:val="CodeBlock"/>
       </w:pPr>
       <w:r>
-        <w:rPr>
-          <w:cs/>
-          <w:lang w:val="en-US"/>
-        </w:rPr>
-        <w:t xml:space="preserve">def สวัสดี():  # comment ภาษาไทย</w:t>
+        <w:t xml:space="preserve">def </w:t>
+      </w:r>
+      <w:r>
+        <w:rPr>
+          <w:cs/>
+        </w:rPr>
+        <w:t xml:space="preserve">สวัสดี</w:t>
+      </w:r>
+      <w:r>
+        <w:t xml:space="preserve">():  # comment </w:t>
+      </w:r>
+      <w:r>
+        <w:rPr>
+          <w:cs/>
+        </w:rPr>
+        <w:t xml:space="preserve">ภาษาไทย</w:t>
       </w:r>
     </w:p>
     <w:p>
@@ -724,10 +683,6 @@
         <w:pStyle w:val="CodeBlock"/>
       </w:pPr>
       <w:r>
-        <w:rPr>
-          <w:cs/>
-          <w:lang w:val="en-US"/>
-        </w:rPr>
         <w:t xml:space="preserve">    return "hello &amp; &lt;world&gt;"</w:t>
       </w:r>
     </w:p>
@@ -736,10 +691,6 @@
         <w:pStyle w:val="CodeBlock"/>
       </w:pPr>
       <w:r>
-        <w:rPr>
-          <w:cs/>
-          <w:lang w:val="en-US"/>
-        </w:rPr>
         <w:t xml:space="preserve">indented code block</w:t>
       </w:r>
     </w:p>
@@ -748,22 +699,18 @@
       <w:r>
         <w:rPr>
           <w:cs/>
-          <w:lang w:val="en-US"/>
         </w:rPr>
         <w:t xml:space="preserve">สูตร </w:t>
       </w:r>
       <w:r>
         <w:rPr>
           <w:rFonts w:ascii="Consolas" w:hAnsi="Consolas" w:cs="TH Sarabun New"/>
-          <w:cs/>
-          <w:lang w:val="en-US"/>
         </w:rPr>
         <w:t xml:space="preserve">E = mc^2</w:t>
       </w:r>
       <w:r>
         <w:rPr>
           <w:cs/>
-          <w:lang w:val="en-US"/>
         </w:rPr>
         <w:t xml:space="preserve"> อยู่กลางประโยค</w:t>
       </w:r>
@@ -773,10 +720,6 @@
         <w:pStyle w:val="CodeBlock"/>
       </w:pPr>
       <w:r>
-        <w:rPr>
-          <w:cs/>
-          <w:lang w:val="en-US"/>
-        </w:rPr>
         <w:t xml:space="preserve">\int_0^1 x\,dx</w:t>
       </w:r>
     </w:p>
@@ -792,10 +735,6 @@
         <w:pStyle w:val="Heading2"/>
       </w:pPr>
       <w:r>
-        <w:rPr>
-          <w:cs/>
-          <w:lang w:val="en-US"/>
-        </w:rPr>
         <w:t xml:space="preserve">Setext heading</w:t>
       </w:r>
     </w:p>
@@ -804,18 +743,34 @@
       <w:r>
         <w:rPr>
           <w:cs/>
-          <w:lang w:val="en-US"/>
-        </w:rPr>
-        <w:t xml:space="preserve">ราคา 5 $ ต่อ 3 $ ไม่ใช่สูตร และ 5 &lt; 6 &amp; ©</w:t>
+        </w:rPr>
+        <w:t xml:space="preserve">ราคา </w:t>
+      </w:r>
+      <w:r>
+        <w:t xml:space="preserve">5 $ </w:t>
+      </w:r>
+      <w:r>
+        <w:rPr>
+          <w:cs/>
+        </w:rPr>
+        <w:t xml:space="preserve">ต่อ </w:t>
+      </w:r>
+      <w:r>
+        <w:t xml:space="preserve">3 $ </w:t>
+      </w:r>
+      <w:r>
+        <w:rPr>
+          <w:cs/>
+        </w:rPr>
+        <w:t xml:space="preserve">ไม่ใช่สูตร และ </w:t>
+      </w:r>
+      <w:r>
+        <w:t xml:space="preserve">5 &lt; 6 &amp; ©</w:t>
       </w:r>
     </w:p>
     <w:p>
       <w:pPr/>
       <w:r>
-        <w:rPr>
-          <w:cs/>
-          <w:lang w:val="en-US"/>
-        </w:rPr>
         <w:drawing>
           <wp:inline distT="0" distB="0" distL="0" distR="0">
             <wp:extent cx="1905000" cy="476250"/>
@@ -856,7 +811,6 @@
       <w:r>
         <w:rPr>
           <w:cs/>
-          <w:lang w:val="en-US"/>
         </w:rPr>
         <w:t xml:space="preserve">ระดับห้า</w:t>
       </w:r>
@@ -868,7 +822,6 @@
       <w:r>
         <w:rPr>
           <w:cs/>
-          <w:lang w:val="en-US"/>
         </w:rPr>
         <w:t xml:space="preserve">ระดับหก</w:t>
       </w:r>
@@ -911,22 +864,15 @@
       <w:r>
         <w:rPr>
           <w:rStyle w:val="FootnoteReference"/>
-          <w:cs/>
-          <w:lang w:val="en-US"/>
         </w:rPr>
         <w:footnoteRef/>
       </w:r>
       <w:r>
-        <w:rPr>
-          <w:cs/>
-          <w:lang w:val="en-US"/>
-        </w:rPr>
         <w:tab/>
       </w:r>
       <w:r>
         <w:rPr>
           <w:cs/>
-          <w:lang w:val="en-US"/>
         </w:rPr>
         <w:t xml:space="preserve">เชิงอรรถ </w:t>
       </w:r>
@@ -935,14 +881,12 @@
           <w:b/>
           <w:bCs/>
           <w:cs/>
-          <w:lang w:val="en-US"/>
         </w:rPr>
         <w:t xml:space="preserve">ตัวหนา</w:t>
       </w:r>
       <w:r>
         <w:rPr>
           <w:cs/>
-          <w:lang w:val="en-US"/>
         </w:rPr>
         <w:t xml:space="preserve"> อยู่ที่นี่บรรทัดต่อของเชิงอรรถ</w:t>
       </w:r>
@@ -968,7 +912,6 @@
         <w:sz w:val="32"/>
         <w:szCs w:val="32"/>
         <w:cs/>
-        <w:lang w:val="en-US"/>
       </w:rPr>
     </w:lvl>
     <w:lvl w:ilvl="1">
@@ -984,7 +927,6 @@
         <w:sz w:val="32"/>
         <w:szCs w:val="32"/>
         <w:cs/>
-        <w:lang w:val="en-US"/>
       </w:rPr>
     </w:lvl>
     <w:lvl w:ilvl="2">
@@ -1000,7 +942,6 @@
         <w:sz w:val="32"/>
         <w:szCs w:val="32"/>
         <w:cs/>
-        <w:lang w:val="en-US"/>
       </w:rPr>
     </w:lvl>
     <w:lvl w:ilvl="3">
@@ -1016,7 +957,6 @@
         <w:sz w:val="32"/>
         <w:szCs w:val="32"/>
         <w:cs/>
-        <w:lang w:val="en-US"/>
       </w:rPr>
     </w:lvl>
     <w:lvl w:ilvl="4">
@@ -1032,7 +972,6 @@
         <w:sz w:val="32"/>
         <w:szCs w:val="32"/>
         <w:cs/>
-        <w:lang w:val="en-US"/>
       </w:rPr>
     </w:lvl>
     <w:lvl w:ilvl="5">
@@ -1048,7 +987,6 @@
         <w:sz w:val="32"/>
         <w:szCs w:val="32"/>
         <w:cs/>
-        <w:lang w:val="en-US"/>
       </w:rPr>
     </w:lvl>
     <w:lvl w:ilvl="6">
@@ -1064,7 +1002,6 @@
         <w:sz w:val="32"/>
         <w:szCs w:val="32"/>
         <w:cs/>
-        <w:lang w:val="en-US"/>
       </w:rPr>
     </w:lvl>
     <w:lvl w:ilvl="7">
@@ -1080,7 +1017,6 @@
         <w:sz w:val="32"/>
         <w:szCs w:val="32"/>
         <w:cs/>
-        <w:lang w:val="en-US"/>
       </w:rPr>
     </w:lvl>
     <w:lvl w:ilvl="8">
@@ -1096,7 +1032,6 @@
         <w:sz w:val="32"/>
         <w:szCs w:val="32"/>
         <w:cs/>
-        <w:lang w:val="en-US"/>
       </w:rPr>
     </w:lvl>
   </w:abstractNum>
@@ -1114,7 +1049,6 @@
         <w:rFonts w:ascii="TH Sarabun New" w:hAnsi="TH Sarabun New" w:cs="TH Sarabun New" w:eastAsia="TH Sarabun New"/>
         <w:sz w:val="32"/>
         <w:szCs w:val="32"/>
-        <w:cs/>
         <w:lang w:val="en-US" w:eastAsia="en-US"/>
       </w:rPr>
     </w:rPrDefault>
@@ -1131,7 +1065,6 @@
       <w:rFonts w:ascii="TH Sarabun New" w:hAnsi="TH Sarabun New" w:cs="TH Sarabun New" w:eastAsia="TH Sarabun New"/>
       <w:sz w:val="32"/>
       <w:szCs w:val="32"/>
-      <w:cs/>
       <w:lang w:val="en-US"/>
     </w:rPr>
   </w:style>

--- a/tests/golden/sample-default.docx
+++ b/tests/golden/sample-default.docx
@@ -582,16 +582,7 @@
               <w:rPr>
                 <w:cs/>
               </w:rPr>
-              <w:t xml:space="preserve">ข </w:t>
-            </w:r>
-            <w:r>
-              <w:t xml:space="preserve">| </w:t>
-            </w:r>
-            <w:r>
-              <w:rPr>
-                <w:cs/>
-              </w:rPr>
-              <w:t xml:space="preserve">ค</w:t>
+              <w:t xml:space="preserve">ข | ค</w:t>
             </w:r>
           </w:p>
         </w:tc>

--- a/tests/golden/sample-default.docx
+++ b/tests/golden/sample-default.docx
@@ -79,7 +79,7 @@
         </w:rPr>
         <w:t xml:space="preserve"> แม้แต่อักขระเดียวดูรายละเอียดที่ </w:t>
       </w:r>
-      <w:hyperlink r:id="rId1" w:history="1">
+      <w:hyperlink r:id="rId1" w:tooltip="spec" w:history="1">
         <w:r>
           <w:rPr>
             <w:rStyle w:val="Hyperlink"/>

--- a/tests/golden/sample-default.docx
+++ b/tests/golden/sample-default.docx
@@ -210,6 +210,7 @@
       <w:r>
         <w:rPr>
           <w:rFonts w:ascii="Consolas" w:hAnsi="Consolas" w:cs="TH Sarabun New"/>
+          <w:noProof/>
         </w:rPr>
         <w:t xml:space="preserve">Ctrl</w:t>
       </w:r>
@@ -251,6 +252,7 @@
       <w:r>
         <w:rPr>
           <w:rFonts w:ascii="Consolas" w:hAnsi="Consolas" w:cs="TH Sarabun New"/>
+          <w:noProof/>
         </w:rPr>
         <w:t xml:space="preserve">code span</w:t>
       </w:r>
@@ -651,6 +653,9 @@
         <w:pStyle w:val="CodeBlock"/>
       </w:pPr>
       <w:r>
+        <w:rPr>
+          <w:noProof/>
+        </w:rPr>
         <w:t xml:space="preserve">def </w:t>
       </w:r>
       <w:r>
@@ -660,6 +665,9 @@
         <w:t xml:space="preserve">สวัสดี</w:t>
       </w:r>
       <w:r>
+        <w:rPr>
+          <w:noProof/>
+        </w:rPr>
         <w:t xml:space="preserve">():  # comment </w:t>
       </w:r>
       <w:r>
@@ -674,6 +682,9 @@
         <w:pStyle w:val="CodeBlock"/>
       </w:pPr>
       <w:r>
+        <w:rPr>
+          <w:noProof/>
+        </w:rPr>
         <w:t xml:space="preserve">    return "hello &amp; &lt;world&gt;"</w:t>
       </w:r>
     </w:p>
@@ -682,6 +693,9 @@
         <w:pStyle w:val="CodeBlock"/>
       </w:pPr>
       <w:r>
+        <w:rPr>
+          <w:noProof/>
+        </w:rPr>
         <w:t xml:space="preserve">indented code block</w:t>
       </w:r>
     </w:p>
@@ -696,6 +710,7 @@
       <w:r>
         <w:rPr>
           <w:rFonts w:ascii="Consolas" w:hAnsi="Consolas" w:cs="TH Sarabun New"/>
+          <w:noProof/>
         </w:rPr>
         <w:t xml:space="preserve">E = mc^2</w:t>
       </w:r>
@@ -711,6 +726,9 @@
         <w:pStyle w:val="CodeBlock"/>
       </w:pPr>
       <w:r>
+        <w:rPr>
+          <w:noProof/>
+        </w:rPr>
         <w:t xml:space="preserve">\int_0^1 x\,dx</w:t>
       </w:r>
     </w:p>

--- a/tests/golden/sample-default.docx
+++ b/tests/golden/sample-default.docx
@@ -1070,6 +1070,9 @@
   <w:style w:type="paragraph" w:default="1" w:styleId="Normal">
     <w:name w:val="Normal"/>
     <w:qFormat/>
+    <w:pPr>
+      <w:spacing w:after="120" w:line="240" w:lineRule="auto"/>
+    </w:pPr>
     <w:rPr>
       <w:rFonts w:ascii="TH Sarabun New" w:hAnsi="TH Sarabun New" w:cs="TH Sarabun New" w:eastAsia="TH Sarabun New"/>
       <w:sz w:val="32"/>
